--- a/交付/个人报告/02-组员一-软件项目设计报告.docx
+++ b/交付/个人报告/02-组员一-软件项目设计报告.docx
@@ -115,66 +115,17 @@
       </w:r>
     </w:p>
     <w:p>
-      <w:r>
-        <w:br w:type="page"/>
-      </w:r>
-    </w:p>
-    <w:p>
       <w:pPr>
+        <w:pStyle w:val="Heading1"/>
         <w:keepNext/>
+        <w:pageBreakBefore/>
         <w:spacing w:before="200" w:after="120"/>
       </w:pPr>
       <w:r>
         <w:rPr>
           <w:rFonts w:ascii="黑体" w:hAnsi="黑体" w:eastAsia="黑体"/>
           <w:b/>
-          <w:sz w:val="28"/>
-        </w:rPr>
-        <w:t>报告填写说明</w:t>
-      </w:r>
-    </w:p>
-    <w:p>
-      <w:pPr>
-        <w:spacing w:line="360" w:lineRule="auto" w:after="80"/>
-        <w:jc w:val="both"/>
-      </w:pPr>
-      <w:r>
-        <w:rPr>
-          <w:rFonts w:ascii="宋体" w:hAnsi="宋体" w:eastAsia="宋体"/>
-          <w:b w:val="0"/>
-          <w:sz w:val="22"/>
-        </w:rPr>
-        <w:t>本报告依据学校《软件项目设计报告2026年》模板和当前家庭理财系统源码生成。姓名、学号、专业班级和指导教师为占位符，提交前必须替换；个人实现章节按小组责任范围组织，成员应根据真实接手、修改和测试记录确认最终表述。</w:t>
-      </w:r>
-    </w:p>
-    <w:p>
-      <w:pPr>
-        <w:spacing w:line="360" w:lineRule="auto" w:after="80"/>
-        <w:jc w:val="both"/>
-      </w:pPr>
-      <w:r>
-        <w:rPr>
-          <w:rFonts w:ascii="宋体" w:hAnsi="宋体" w:eastAsia="宋体"/>
-          <w:b w:val="0"/>
-          <w:sz w:val="22"/>
-        </w:rPr>
-        <w:t>本报告对应角色：组员一；责任范围：成员、分类、收支、统计后端业务与测试。</w:t>
-      </w:r>
-    </w:p>
-    <w:p>
-      <w:r>
-        <w:br w:type="page"/>
-      </w:r>
-    </w:p>
-    <w:p>
-      <w:pPr>
-        <w:keepNext/>
-        <w:spacing w:before="200" w:after="120"/>
-      </w:pPr>
-      <w:r>
-        <w:rPr>
-          <w:rFonts w:ascii="黑体" w:hAnsi="黑体" w:eastAsia="黑体"/>
-          <w:b/>
+          <w:color w:val="000000"/>
           <w:sz w:val="28"/>
         </w:rPr>
         <w:t>一、进度计划与可行性分析</w:t>
@@ -182,13 +133,16 @@
     </w:p>
     <w:p>
       <w:pPr>
+        <w:pStyle w:val="Heading2"/>
         <w:keepNext/>
+        <w:pageBreakBefore w:val="0"/>
         <w:spacing w:before="140" w:after="120"/>
       </w:pPr>
       <w:r>
         <w:rPr>
           <w:rFonts w:ascii="黑体" w:hAnsi="黑体" w:eastAsia="黑体"/>
           <w:b/>
+          <w:color w:val="000000"/>
           <w:sz w:val="24"/>
         </w:rPr>
         <w:t>1.1 项目进度计划</w:t>
@@ -216,6 +170,20 @@
         <w:jc w:val="center"/>
         <w:tblLayout w:type="fixed"/>
         <w:tblLook w:firstColumn="1" w:firstRow="1" w:lastColumn="0" w:lastRow="0" w:noHBand="0" w:noVBand="1" w:val="04A0"/>
+        <w:tblBorders>
+          <w:top w:val="single" w:sz="4" w:color="D9D9D9"/>
+          <w:left w:val="single" w:sz="4" w:color="D9D9D9"/>
+          <w:bottom w:val="single" w:sz="4" w:color="D9D9D9"/>
+          <w:right w:val="single" w:sz="4" w:color="D9D9D9"/>
+          <w:insideH w:val="single" w:sz="4" w:color="D9D9D9"/>
+          <w:insideV w:val="single" w:sz="4" w:color="D9D9D9"/>
+        </w:tblBorders>
+        <w:tblCellMar>
+          <w:top w:w="60" w:type="dxa"/>
+          <w:bottom w:w="60" w:type="dxa"/>
+          <w:left w:w="80" w:type="dxa"/>
+          <w:right w:w="80" w:type="dxa"/>
+        </w:tblCellMar>
       </w:tblPr>
       <w:tblGrid>
         <w:gridCol w:w="2209"/>
@@ -236,7 +204,9 @@
           </w:tcPr>
           <w:p>
             <w:pPr>
+              <w:spacing w:line="276" w:lineRule="auto" w:before="0" w:after="0"/>
               <w:jc w:val="center"/>
+              <w:snapToGrid w:val="0"/>
             </w:pPr>
             <w:r>
               <w:rPr>
@@ -256,7 +226,9 @@
           </w:tcPr>
           <w:p>
             <w:pPr>
+              <w:spacing w:line="276" w:lineRule="auto" w:before="0" w:after="0"/>
               <w:jc w:val="center"/>
+              <w:snapToGrid w:val="0"/>
             </w:pPr>
             <w:r>
               <w:rPr>
@@ -276,7 +248,9 @@
           </w:tcPr>
           <w:p>
             <w:pPr>
+              <w:spacing w:line="276" w:lineRule="auto" w:before="0" w:after="0"/>
               <w:jc w:val="center"/>
+              <w:snapToGrid w:val="0"/>
             </w:pPr>
             <w:r>
               <w:rPr>
@@ -296,7 +270,9 @@
           </w:tcPr>
           <w:p>
             <w:pPr>
+              <w:spacing w:line="276" w:lineRule="auto" w:before="0" w:after="0"/>
               <w:jc w:val="center"/>
+              <w:snapToGrid w:val="0"/>
             </w:pPr>
             <w:r>
               <w:rPr>
@@ -320,7 +296,8 @@
           </w:tcPr>
           <w:p>
             <w:pPr>
-              <w:spacing w:after="0"/>
+              <w:spacing w:after="0" w:line="276" w:lineRule="auto" w:before="0"/>
+              <w:snapToGrid w:val="0"/>
             </w:pPr>
             <w:r>
               <w:rPr>
@@ -338,7 +315,8 @@
           </w:tcPr>
           <w:p>
             <w:pPr>
-              <w:spacing w:after="0"/>
+              <w:spacing w:after="0" w:line="276" w:lineRule="auto" w:before="0"/>
+              <w:snapToGrid w:val="0"/>
             </w:pPr>
             <w:r>
               <w:rPr>
@@ -356,7 +334,8 @@
           </w:tcPr>
           <w:p>
             <w:pPr>
-              <w:spacing w:after="0"/>
+              <w:spacing w:after="0" w:line="276" w:lineRule="auto" w:before="0"/>
+              <w:snapToGrid w:val="0"/>
             </w:pPr>
             <w:r>
               <w:rPr>
@@ -374,7 +353,8 @@
           </w:tcPr>
           <w:p>
             <w:pPr>
-              <w:spacing w:after="0"/>
+              <w:spacing w:after="0" w:line="276" w:lineRule="auto" w:before="0"/>
+              <w:snapToGrid w:val="0"/>
             </w:pPr>
             <w:r>
               <w:rPr>
@@ -397,7 +377,8 @@
           </w:tcPr>
           <w:p>
             <w:pPr>
-              <w:spacing w:after="0"/>
+              <w:spacing w:after="0" w:line="276" w:lineRule="auto" w:before="0"/>
+              <w:snapToGrid w:val="0"/>
             </w:pPr>
             <w:r>
               <w:rPr>
@@ -415,14 +396,15 @@
           </w:tcPr>
           <w:p>
             <w:pPr>
-              <w:spacing w:after="0"/>
+              <w:spacing w:after="0" w:line="276" w:lineRule="auto" w:before="0"/>
+              <w:snapToGrid w:val="0"/>
             </w:pPr>
             <w:r>
               <w:rPr>
                 <w:rFonts w:ascii="宋体" w:hAnsi="宋体" w:eastAsia="宋体"/>
                 <w:sz w:val="19"/>
               </w:rPr>
-              <w:t>前后端骨架、四表迁移、配置样例</w:t>
+              <w:t>前后端骨架、八表迁移、配置样例</w:t>
             </w:r>
           </w:p>
         </w:tc>
@@ -433,14 +415,15 @@
           </w:tcPr>
           <w:p>
             <w:pPr>
-              <w:spacing w:after="0"/>
+              <w:spacing w:after="0" w:line="276" w:lineRule="auto" w:before="0"/>
+              <w:snapToGrid w:val="0"/>
             </w:pPr>
             <w:r>
               <w:rPr>
                 <w:rFonts w:ascii="宋体" w:hAnsi="宋体" w:eastAsia="宋体"/>
                 <w:sz w:val="19"/>
               </w:rPr>
-              <w:t>可启动工程、Flyway SQL</w:t>
+              <w:t>V1/V2 Flyway SQL</w:t>
             </w:r>
           </w:p>
         </w:tc>
@@ -451,7 +434,8 @@
           </w:tcPr>
           <w:p>
             <w:pPr>
-              <w:spacing w:after="0"/>
+              <w:spacing w:after="0" w:line="276" w:lineRule="auto" w:before="0"/>
+              <w:snapToGrid w:val="0"/>
             </w:pPr>
             <w:r>
               <w:rPr>
@@ -474,7 +458,8 @@
           </w:tcPr>
           <w:p>
             <w:pPr>
-              <w:spacing w:after="0"/>
+              <w:spacing w:after="0" w:line="276" w:lineRule="auto" w:before="0"/>
+              <w:snapToGrid w:val="0"/>
             </w:pPr>
             <w:r>
               <w:rPr>
@@ -492,7 +477,8 @@
           </w:tcPr>
           <w:p>
             <w:pPr>
-              <w:spacing w:after="0"/>
+              <w:spacing w:after="0" w:line="276" w:lineRule="auto" w:before="0"/>
+              <w:snapToGrid w:val="0"/>
             </w:pPr>
             <w:r>
               <w:rPr>
@@ -510,7 +496,8 @@
           </w:tcPr>
           <w:p>
             <w:pPr>
-              <w:spacing w:after="0"/>
+              <w:spacing w:after="0" w:line="276" w:lineRule="auto" w:before="0"/>
+              <w:snapToGrid w:val="0"/>
             </w:pPr>
             <w:r>
               <w:rPr>
@@ -528,7 +515,8 @@
           </w:tcPr>
           <w:p>
             <w:pPr>
-              <w:spacing w:after="0"/>
+              <w:spacing w:after="0" w:line="276" w:lineRule="auto" w:before="0"/>
+              <w:snapToGrid w:val="0"/>
             </w:pPr>
             <w:r>
               <w:rPr>
@@ -551,7 +539,8 @@
           </w:tcPr>
           <w:p>
             <w:pPr>
-              <w:spacing w:after="0"/>
+              <w:spacing w:after="0" w:line="276" w:lineRule="auto" w:before="0"/>
+              <w:snapToGrid w:val="0"/>
             </w:pPr>
             <w:r>
               <w:rPr>
@@ -569,7 +558,8 @@
           </w:tcPr>
           <w:p>
             <w:pPr>
-              <w:spacing w:after="0"/>
+              <w:spacing w:after="0" w:line="276" w:lineRule="auto" w:before="0"/>
+              <w:snapToGrid w:val="0"/>
             </w:pPr>
             <w:r>
               <w:rPr>
@@ -587,7 +577,8 @@
           </w:tcPr>
           <w:p>
             <w:pPr>
-              <w:spacing w:after="0"/>
+              <w:spacing w:after="0" w:line="276" w:lineRule="auto" w:before="0"/>
+              <w:snapToGrid w:val="0"/>
             </w:pPr>
             <w:r>
               <w:rPr>
@@ -605,7 +596,8 @@
           </w:tcPr>
           <w:p>
             <w:pPr>
-              <w:spacing w:after="0"/>
+              <w:spacing w:after="0" w:line="276" w:lineRule="auto" w:before="0"/>
+              <w:snapToGrid w:val="0"/>
             </w:pPr>
             <w:r>
               <w:rPr>
@@ -628,7 +620,8 @@
           </w:tcPr>
           <w:p>
             <w:pPr>
-              <w:spacing w:after="0"/>
+              <w:spacing w:after="0" w:line="276" w:lineRule="auto" w:before="0"/>
+              <w:snapToGrid w:val="0"/>
             </w:pPr>
             <w:r>
               <w:rPr>
@@ -646,7 +639,8 @@
           </w:tcPr>
           <w:p>
             <w:pPr>
-              <w:spacing w:after="0"/>
+              <w:spacing w:after="0" w:line="276" w:lineRule="auto" w:before="0"/>
+              <w:snapToGrid w:val="0"/>
             </w:pPr>
             <w:r>
               <w:rPr>
@@ -664,7 +658,8 @@
           </w:tcPr>
           <w:p>
             <w:pPr>
-              <w:spacing w:after="0"/>
+              <w:spacing w:after="0" w:line="276" w:lineRule="auto" w:before="0"/>
+              <w:snapToGrid w:val="0"/>
             </w:pPr>
             <w:r>
               <w:rPr>
@@ -682,7 +677,8 @@
           </w:tcPr>
           <w:p>
             <w:pPr>
-              <w:spacing w:after="0"/>
+              <w:spacing w:after="0" w:line="276" w:lineRule="auto" w:before="0"/>
+              <w:snapToGrid w:val="0"/>
             </w:pPr>
             <w:r>
               <w:rPr>
@@ -705,7 +701,89 @@
           </w:tcPr>
           <w:p>
             <w:pPr>
-              <w:spacing w:after="0"/>
+              <w:spacing w:after="0" w:line="276" w:lineRule="auto" w:before="0"/>
+              <w:snapToGrid w:val="0"/>
+            </w:pPr>
+            <w:r>
+              <w:rPr>
+                <w:rFonts w:ascii="宋体" w:hAnsi="宋体" w:eastAsia="宋体"/>
+                <w:sz w:val="19"/>
+              </w:rPr>
+              <w:t>理财扩展</w:t>
+            </w:r>
+          </w:p>
+        </w:tc>
+        <w:tc>
+          <w:tcPr>
+            <w:tcW w:type="dxa" w:w="2952"/>
+            <w:vAlign w:val="center"/>
+          </w:tcPr>
+          <w:p>
+            <w:pPr>
+              <w:spacing w:after="0" w:line="276" w:lineRule="auto" w:before="0"/>
+              <w:snapToGrid w:val="0"/>
+            </w:pPr>
+            <w:r>
+              <w:rPr>
+                <w:rFonts w:ascii="宋体" w:hAnsi="宋体" w:eastAsia="宋体"/>
+                <w:sz w:val="19"/>
+              </w:rPr>
+              <w:t>预算、周期记账、CSV、审计</w:t>
+            </w:r>
+          </w:p>
+        </w:tc>
+        <w:tc>
+          <w:tcPr>
+            <w:tcW w:type="dxa" w:w="2664"/>
+            <w:vAlign w:val="center"/>
+          </w:tcPr>
+          <w:p>
+            <w:pPr>
+              <w:spacing w:after="0" w:line="276" w:lineRule="auto" w:before="0"/>
+              <w:snapToGrid w:val="0"/>
+            </w:pPr>
+            <w:r>
+              <w:rPr>
+                <w:rFonts w:ascii="宋体" w:hAnsi="宋体" w:eastAsia="宋体"/>
+                <w:sz w:val="19"/>
+              </w:rPr>
+              <w:t>新增服务和业务页面</w:t>
+            </w:r>
+          </w:p>
+        </w:tc>
+        <w:tc>
+          <w:tcPr>
+            <w:tcW w:type="dxa" w:w="1296"/>
+            <w:vAlign w:val="center"/>
+          </w:tcPr>
+          <w:p>
+            <w:pPr>
+              <w:spacing w:after="0" w:line="276" w:lineRule="auto" w:before="0"/>
+              <w:snapToGrid w:val="0"/>
+            </w:pPr>
+            <w:r>
+              <w:rPr>
+                <w:rFonts w:ascii="宋体" w:hAnsi="宋体" w:eastAsia="宋体"/>
+                <w:sz w:val="19"/>
+              </w:rPr>
+              <w:t>完成</w:t>
+            </w:r>
+          </w:p>
+        </w:tc>
+      </w:tr>
+      <w:tr>
+        <w:trPr>
+          <w:cantSplit/>
+        </w:trPr>
+        <w:tc>
+          <w:tcPr>
+            <w:tcW w:type="dxa" w:w="1512"/>
+            <w:vAlign w:val="center"/>
+          </w:tcPr>
+          <w:p>
+            <w:pPr>
+              <w:spacing w:after="0" w:line="276" w:lineRule="auto" w:before="0"/>
+              <w:snapToGrid w:val="0"/>
             </w:pPr>
             <w:r>
               <w:rPr>
@@ -723,14 +801,15 @@
           </w:tcPr>
           <w:p>
             <w:pPr>
-              <w:spacing w:after="0"/>
+              <w:spacing w:after="0" w:line="276" w:lineRule="auto" w:before="0"/>
+              <w:snapToGrid w:val="0"/>
             </w:pPr>
             <w:r>
               <w:rPr>
                 <w:rFonts w:ascii="宋体" w:hAnsi="宋体" w:eastAsia="宋体"/>
                 <w:sz w:val="19"/>
               </w:rPr>
-              <w:t>门禁、浏览器验收、文档和截图</w:t>
+              <w:t>门禁证据、真实截图、报告同步</w:t>
             </w:r>
           </w:p>
         </w:tc>
@@ -741,14 +820,15 @@
           </w:tcPr>
           <w:p>
             <w:pPr>
-              <w:spacing w:after="0"/>
+              <w:spacing w:after="0" w:line="276" w:lineRule="auto" w:before="0"/>
+              <w:snapToGrid w:val="0"/>
             </w:pPr>
             <w:r>
               <w:rPr>
                 <w:rFonts w:ascii="宋体" w:hAnsi="宋体" w:eastAsia="宋体"/>
                 <w:sz w:val="19"/>
               </w:rPr>
-              <w:t>验收记录与个人报告</w:t>
+              <w:t>当前版本报告材料</w:t>
             </w:r>
           </w:p>
         </w:tc>
@@ -759,14 +839,15 @@
           </w:tcPr>
           <w:p>
             <w:pPr>
-              <w:spacing w:after="0"/>
+              <w:spacing w:after="0" w:line="276" w:lineRule="auto" w:before="0"/>
+              <w:snapToGrid w:val="0"/>
             </w:pPr>
             <w:r>
               <w:rPr>
                 <w:rFonts w:ascii="宋体" w:hAnsi="宋体" w:eastAsia="宋体"/>
                 <w:sz w:val="19"/>
               </w:rPr>
-              <w:t>进行中</w:t>
+              <w:t>待个人确认</w:t>
             </w:r>
           </w:p>
         </w:tc>
@@ -779,16 +860,19 @@
     </w:p>
     <w:p>
       <w:pPr>
+        <w:pStyle w:val="Heading2"/>
         <w:keepNext/>
+        <w:pageBreakBefore w:val="0"/>
         <w:spacing w:before="140" w:after="120"/>
       </w:pPr>
       <w:r>
         <w:rPr>
           <w:rFonts w:ascii="黑体" w:hAnsi="黑体" w:eastAsia="黑体"/>
           <w:b/>
+          <w:color w:val="000000"/>
           <w:sz w:val="24"/>
         </w:rPr>
-        <w:t>1.2 本人责任范围</w:t>
+        <w:t>1.2 模块责任范围</w:t>
       </w:r>
     </w:p>
     <w:p>
@@ -803,7 +887,7 @@
           <w:b w:val="0"/>
           <w:sz w:val="22"/>
         </w:rPr>
-        <w:t>本人在小组中担任组员一，主要负责成员、分类、收支、统计后端业务与测试。具体任务如下：</w:t>
+        <w:t>组员一报告的模块范围为成员、分类、收支、预算、周期记账、统计与审计后端。下表为责任划分，提交前应根据实际参与记录确认个人贡献。</w:t>
       </w:r>
     </w:p>
     <w:tbl>
@@ -813,6 +897,20 @@
         <w:jc w:val="center"/>
         <w:tblLayout w:type="fixed"/>
         <w:tblLook w:firstColumn="1" w:firstRow="1" w:lastColumn="0" w:lastRow="0" w:noHBand="0" w:noVBand="1" w:val="04A0"/>
+        <w:tblBorders>
+          <w:top w:val="single" w:sz="4" w:color="D9D9D9"/>
+          <w:left w:val="single" w:sz="4" w:color="D9D9D9"/>
+          <w:bottom w:val="single" w:sz="4" w:color="D9D9D9"/>
+          <w:right w:val="single" w:sz="4" w:color="D9D9D9"/>
+          <w:insideH w:val="single" w:sz="4" w:color="D9D9D9"/>
+          <w:insideV w:val="single" w:sz="4" w:color="D9D9D9"/>
+        </w:tblBorders>
+        <w:tblCellMar>
+          <w:top w:w="60" w:type="dxa"/>
+          <w:bottom w:w="60" w:type="dxa"/>
+          <w:left w:w="80" w:type="dxa"/>
+          <w:right w:w="80" w:type="dxa"/>
+        </w:tblCellMar>
       </w:tblPr>
       <w:tblGrid>
         <w:gridCol w:w="4419"/>
@@ -831,7 +929,9 @@
           </w:tcPr>
           <w:p>
             <w:pPr>
+              <w:spacing w:line="276" w:lineRule="auto" w:before="0" w:after="0"/>
               <w:jc w:val="center"/>
+              <w:snapToGrid w:val="0"/>
             </w:pPr>
             <w:r>
               <w:rPr>
@@ -851,7 +951,9 @@
           </w:tcPr>
           <w:p>
             <w:pPr>
+              <w:spacing w:line="276" w:lineRule="auto" w:before="0" w:after="0"/>
               <w:jc w:val="center"/>
+              <w:snapToGrid w:val="0"/>
             </w:pPr>
             <w:r>
               <w:rPr>
@@ -875,7 +977,8 @@
           </w:tcPr>
           <w:p>
             <w:pPr>
-              <w:spacing w:after="0"/>
+              <w:spacing w:after="0" w:line="276" w:lineRule="auto" w:before="0"/>
+              <w:snapToGrid w:val="0"/>
             </w:pPr>
             <w:r>
               <w:rPr>
@@ -893,7 +996,8 @@
           </w:tcPr>
           <w:p>
             <w:pPr>
-              <w:spacing w:after="0"/>
+              <w:spacing w:after="0" w:line="276" w:lineRule="auto" w:before="0"/>
+              <w:snapToGrid w:val="0"/>
             </w:pPr>
             <w:r>
               <w:rPr>
@@ -916,7 +1020,8 @@
           </w:tcPr>
           <w:p>
             <w:pPr>
-              <w:spacing w:after="0"/>
+              <w:spacing w:after="0" w:line="276" w:lineRule="auto" w:before="0"/>
+              <w:snapToGrid w:val="0"/>
             </w:pPr>
             <w:r>
               <w:rPr>
@@ -934,7 +1039,8 @@
           </w:tcPr>
           <w:p>
             <w:pPr>
-              <w:spacing w:after="0"/>
+              <w:spacing w:after="0" w:line="276" w:lineRule="auto" w:before="0"/>
+              <w:snapToGrid w:val="0"/>
             </w:pPr>
             <w:r>
               <w:rPr>
@@ -957,7 +1063,8 @@
           </w:tcPr>
           <w:p>
             <w:pPr>
-              <w:spacing w:after="0"/>
+              <w:spacing w:after="0" w:line="276" w:lineRule="auto" w:before="0"/>
+              <w:snapToGrid w:val="0"/>
             </w:pPr>
             <w:r>
               <w:rPr>
@@ -975,7 +1082,8 @@
           </w:tcPr>
           <w:p>
             <w:pPr>
-              <w:spacing w:after="0"/>
+              <w:spacing w:after="0" w:line="276" w:lineRule="auto" w:before="0"/>
+              <w:snapToGrid w:val="0"/>
             </w:pPr>
             <w:r>
               <w:rPr>
@@ -998,7 +1106,8 @@
           </w:tcPr>
           <w:p>
             <w:pPr>
-              <w:spacing w:after="0"/>
+              <w:spacing w:after="0" w:line="276" w:lineRule="auto" w:before="0"/>
+              <w:snapToGrid w:val="0"/>
             </w:pPr>
             <w:r>
               <w:rPr>
@@ -1016,7 +1125,8 @@
           </w:tcPr>
           <w:p>
             <w:pPr>
-              <w:spacing w:after="0"/>
+              <w:spacing w:after="0" w:line="276" w:lineRule="auto" w:before="0"/>
+              <w:snapToGrid w:val="0"/>
             </w:pPr>
             <w:r>
               <w:rPr>
@@ -1039,7 +1149,51 @@
           </w:tcPr>
           <w:p>
             <w:pPr>
-              <w:spacing w:after="0"/>
+              <w:spacing w:after="0" w:line="276" w:lineRule="auto" w:before="0"/>
+              <w:snapToGrid w:val="0"/>
+            </w:pPr>
+            <w:r>
+              <w:rPr>
+                <w:rFonts w:ascii="宋体" w:hAnsi="宋体" w:eastAsia="宋体"/>
+                <w:sz w:val="19"/>
+              </w:rPr>
+              <w:t>扩展业务</w:t>
+            </w:r>
+          </w:p>
+        </w:tc>
+        <w:tc>
+          <w:tcPr>
+            <w:tcW w:type="dxa" w:w="6552"/>
+            <w:vAlign w:val="center"/>
+          </w:tcPr>
+          <w:p>
+            <w:pPr>
+              <w:spacing w:after="0" w:line="276" w:lineRule="auto" w:before="0"/>
+              <w:snapToGrid w:val="0"/>
+            </w:pPr>
+            <w:r>
+              <w:rPr>
+                <w:rFonts w:ascii="宋体" w:hAnsi="宋体" w:eastAsia="宋体"/>
+                <w:sz w:val="19"/>
+              </w:rPr>
+              <w:t>预算、周期模板与去重生成、CSV 预览导入、统计增强和审计</w:t>
+            </w:r>
+          </w:p>
+        </w:tc>
+      </w:tr>
+      <w:tr>
+        <w:trPr>
+          <w:cantSplit/>
+        </w:trPr>
+        <w:tc>
+          <w:tcPr>
+            <w:tcW w:type="dxa" w:w="1944"/>
+            <w:vAlign w:val="center"/>
+          </w:tcPr>
+          <w:p>
+            <w:pPr>
+              <w:spacing w:after="0" w:line="276" w:lineRule="auto" w:before="0"/>
+              <w:snapToGrid w:val="0"/>
             </w:pPr>
             <w:r>
               <w:rPr>
@@ -1057,7 +1211,8 @@
           </w:tcPr>
           <w:p>
             <w:pPr>
-              <w:spacing w:after="0"/>
+              <w:spacing w:after="0" w:line="276" w:lineRule="auto" w:before="0"/>
+              <w:snapToGrid w:val="0"/>
             </w:pPr>
             <w:r>
               <w:rPr>
@@ -1077,13 +1232,16 @@
     </w:p>
     <w:p>
       <w:pPr>
+        <w:pStyle w:val="Heading2"/>
         <w:keepNext/>
+        <w:pageBreakBefore w:val="0"/>
         <w:spacing w:before="140" w:after="120"/>
       </w:pPr>
       <w:r>
         <w:rPr>
           <w:rFonts w:ascii="黑体" w:hAnsi="黑体" w:eastAsia="黑体"/>
           <w:b/>
+          <w:color w:val="000000"/>
           <w:sz w:val="24"/>
         </w:rPr>
         <w:t>1.3 可行性分析</w:t>
@@ -1151,16 +1309,19 @@
     </w:p>
     <w:p>
       <w:pPr>
+        <w:pStyle w:val="Heading2"/>
         <w:keepNext/>
+        <w:pageBreakBefore w:val="0"/>
         <w:spacing w:before="140" w:after="120"/>
       </w:pPr>
       <w:r>
         <w:rPr>
           <w:rFonts w:ascii="黑体" w:hAnsi="黑体" w:eastAsia="黑体"/>
           <w:b/>
+          <w:color w:val="000000"/>
           <w:sz w:val="24"/>
         </w:rPr>
-        <w:t>1.4 技术现状与趋势</w:t>
+        <w:t>1.4 技术取舍</w:t>
       </w:r>
     </w:p>
     <w:p>
@@ -1175,23 +1336,21 @@
           <w:b w:val="0"/>
           <w:sz w:val="22"/>
         </w:rPr>
-        <w:t>当前 Web 管理类系统普遍采用前后端分离、组件化界面、服务端统一鉴权和自动化构建。家庭记账类应用的发展重点从单纯流水记录转向多成员协作、可视化统计、隐私隔离和移动端体验。本课设选择其中最能体现软件工程能力的身份、权限、CRUD、统计和响应式功能，不接入真实金融账户。</w:t>
-      </w:r>
-    </w:p>
-    <w:p>
-      <w:r>
-        <w:br w:type="page"/>
+        <w:t>本项目选择前后端分离、组件化界面、服务端鉴权和自动化构建。核心功能覆盖家庭协作、权限隔离、流水与统计，扩展功能补充预算计划、批量数据交换和重复记账。仍采用单体后端与关系数据库，不接入真实金融账户，不引入没有当前需求的微服务和消息队列。</w:t>
       </w:r>
     </w:p>
     <w:p>
       <w:pPr>
+        <w:pStyle w:val="Heading1"/>
         <w:keepNext/>
+        <w:pageBreakBefore w:val="0"/>
         <w:spacing w:before="200" w:after="120"/>
       </w:pPr>
       <w:r>
         <w:rPr>
           <w:rFonts w:ascii="黑体" w:hAnsi="黑体" w:eastAsia="黑体"/>
           <w:b/>
+          <w:color w:val="000000"/>
           <w:sz w:val="28"/>
         </w:rPr>
         <w:t>二、需求分析</w:t>
@@ -1199,13 +1358,16 @@
     </w:p>
     <w:p>
       <w:pPr>
+        <w:pStyle w:val="Heading2"/>
         <w:keepNext/>
+        <w:pageBreakBefore w:val="0"/>
         <w:spacing w:before="140" w:after="120"/>
       </w:pPr>
       <w:r>
         <w:rPr>
           <w:rFonts w:ascii="黑体" w:hAnsi="黑体" w:eastAsia="黑体"/>
           <w:b/>
+          <w:color w:val="000000"/>
           <w:sz w:val="24"/>
         </w:rPr>
         <w:t>2.1 用户角色</w:t>
@@ -1218,6 +1380,20 @@
         <w:jc w:val="center"/>
         <w:tblLayout w:type="fixed"/>
         <w:tblLook w:firstColumn="1" w:firstRow="1" w:lastColumn="0" w:lastRow="0" w:noHBand="0" w:noVBand="1" w:val="04A0"/>
+        <w:tblBorders>
+          <w:top w:val="single" w:sz="4" w:color="D9D9D9"/>
+          <w:left w:val="single" w:sz="4" w:color="D9D9D9"/>
+          <w:bottom w:val="single" w:sz="4" w:color="D9D9D9"/>
+          <w:right w:val="single" w:sz="4" w:color="D9D9D9"/>
+          <w:insideH w:val="single" w:sz="4" w:color="D9D9D9"/>
+          <w:insideV w:val="single" w:sz="4" w:color="D9D9D9"/>
+        </w:tblBorders>
+        <w:tblCellMar>
+          <w:top w:w="60" w:type="dxa"/>
+          <w:bottom w:w="60" w:type="dxa"/>
+          <w:left w:w="80" w:type="dxa"/>
+          <w:right w:w="80" w:type="dxa"/>
+        </w:tblCellMar>
       </w:tblPr>
       <w:tblGrid>
         <w:gridCol w:w="2946"/>
@@ -1237,7 +1413,9 @@
           </w:tcPr>
           <w:p>
             <w:pPr>
+              <w:spacing w:line="276" w:lineRule="auto" w:before="0" w:after="0"/>
               <w:jc w:val="center"/>
+              <w:snapToGrid w:val="0"/>
             </w:pPr>
             <w:r>
               <w:rPr>
@@ -1257,7 +1435,9 @@
           </w:tcPr>
           <w:p>
             <w:pPr>
+              <w:spacing w:line="276" w:lineRule="auto" w:before="0" w:after="0"/>
               <w:jc w:val="center"/>
+              <w:snapToGrid w:val="0"/>
             </w:pPr>
             <w:r>
               <w:rPr>
@@ -1277,7 +1457,9 @@
           </w:tcPr>
           <w:p>
             <w:pPr>
+              <w:spacing w:line="276" w:lineRule="auto" w:before="0" w:after="0"/>
               <w:jc w:val="center"/>
+              <w:snapToGrid w:val="0"/>
             </w:pPr>
             <w:r>
               <w:rPr>
@@ -1301,7 +1483,8 @@
           </w:tcPr>
           <w:p>
             <w:pPr>
-              <w:spacing w:after="0"/>
+              <w:spacing w:after="0" w:line="276" w:lineRule="auto" w:before="0"/>
+              <w:snapToGrid w:val="0"/>
             </w:pPr>
             <w:r>
               <w:rPr>
@@ -1319,7 +1502,8 @@
           </w:tcPr>
           <w:p>
             <w:pPr>
-              <w:spacing w:after="0"/>
+              <w:spacing w:after="0" w:line="276" w:lineRule="auto" w:before="0"/>
+              <w:snapToGrid w:val="0"/>
             </w:pPr>
             <w:r>
               <w:rPr>
@@ -1337,7 +1521,8 @@
           </w:tcPr>
           <w:p>
             <w:pPr>
-              <w:spacing w:after="0"/>
+              <w:spacing w:after="0" w:line="276" w:lineRule="auto" w:before="0"/>
+              <w:snapToGrid w:val="0"/>
             </w:pPr>
             <w:r>
               <w:rPr>
@@ -1360,7 +1545,8 @@
           </w:tcPr>
           <w:p>
             <w:pPr>
-              <w:spacing w:after="0"/>
+              <w:spacing w:after="0" w:line="276" w:lineRule="auto" w:before="0"/>
+              <w:snapToGrid w:val="0"/>
             </w:pPr>
             <w:r>
               <w:rPr>
@@ -1378,7 +1564,8 @@
           </w:tcPr>
           <w:p>
             <w:pPr>
-              <w:spacing w:after="0"/>
+              <w:spacing w:after="0" w:line="276" w:lineRule="auto" w:before="0"/>
+              <w:snapToGrid w:val="0"/>
             </w:pPr>
             <w:r>
               <w:rPr>
@@ -1396,7 +1583,8 @@
           </w:tcPr>
           <w:p>
             <w:pPr>
-              <w:spacing w:after="0"/>
+              <w:spacing w:after="0" w:line="276" w:lineRule="auto" w:before="0"/>
+              <w:snapToGrid w:val="0"/>
             </w:pPr>
             <w:r>
               <w:rPr>
@@ -1419,7 +1607,8 @@
           </w:tcPr>
           <w:p>
             <w:pPr>
-              <w:spacing w:after="0"/>
+              <w:spacing w:after="0" w:line="276" w:lineRule="auto" w:before="0"/>
+              <w:snapToGrid w:val="0"/>
             </w:pPr>
             <w:r>
               <w:rPr>
@@ -1437,7 +1626,8 @@
           </w:tcPr>
           <w:p>
             <w:pPr>
-              <w:spacing w:after="0"/>
+              <w:spacing w:after="0" w:line="276" w:lineRule="auto" w:before="0"/>
+              <w:snapToGrid w:val="0"/>
             </w:pPr>
             <w:r>
               <w:rPr>
@@ -1455,14 +1645,15 @@
           </w:tcPr>
           <w:p>
             <w:pPr>
-              <w:spacing w:after="0"/>
+              <w:spacing w:after="0" w:line="276" w:lineRule="auto" w:before="0"/>
+              <w:snapToGrid w:val="0"/>
             </w:pPr>
             <w:r>
               <w:rPr>
                 <w:rFonts w:ascii="宋体" w:hAnsi="宋体" w:eastAsia="宋体"/>
                 <w:sz w:val="19"/>
               </w:rPr>
-              <w:t>维护成员、家庭分类、邀请码和全家流水</w:t>
+              <w:t>维护成员、分类、全家流水与预算，查看审计日志</w:t>
             </w:r>
           </w:p>
         </w:tc>
@@ -1475,13 +1666,16 @@
     </w:p>
     <w:p>
       <w:pPr>
+        <w:pStyle w:val="Heading2"/>
         <w:keepNext/>
+        <w:pageBreakBefore w:val="0"/>
         <w:spacing w:before="140" w:after="120"/>
       </w:pPr>
       <w:r>
         <w:rPr>
           <w:rFonts w:ascii="黑体" w:hAnsi="黑体" w:eastAsia="黑体"/>
           <w:b/>
+          <w:color w:val="000000"/>
           <w:sz w:val="24"/>
         </w:rPr>
         <w:t>2.2 功能需求</w:t>
@@ -1489,7 +1683,7 @@
     </w:p>
     <w:p>
       <w:pPr>
-        <w:spacing w:line="360" w:lineRule="auto"/>
+        <w:spacing w:line="360" w:lineRule="auto" w:after="60"/>
         <w:ind w:left="440" w:hanging="220"/>
       </w:pPr>
       <w:r>
@@ -1502,7 +1696,7 @@
     </w:p>
     <w:p>
       <w:pPr>
-        <w:spacing w:line="360" w:lineRule="auto"/>
+        <w:spacing w:line="360" w:lineRule="auto" w:after="60"/>
         <w:ind w:left="440" w:hanging="220"/>
       </w:pPr>
       <w:r>
@@ -1515,7 +1709,7 @@
     </w:p>
     <w:p>
       <w:pPr>
-        <w:spacing w:line="360" w:lineRule="auto"/>
+        <w:spacing w:line="360" w:lineRule="auto" w:after="60"/>
         <w:ind w:left="440" w:hanging="220"/>
       </w:pPr>
       <w:r>
@@ -1528,7 +1722,7 @@
     </w:p>
     <w:p>
       <w:pPr>
-        <w:spacing w:line="360" w:lineRule="auto"/>
+        <w:spacing w:line="360" w:lineRule="auto" w:after="60"/>
         <w:ind w:left="440" w:hanging="220"/>
       </w:pPr>
       <w:r>
@@ -1541,7 +1735,7 @@
     </w:p>
     <w:p>
       <w:pPr>
-        <w:spacing w:line="360" w:lineRule="auto"/>
+        <w:spacing w:line="360" w:lineRule="auto" w:after="60"/>
         <w:ind w:left="440" w:hanging="220"/>
       </w:pPr>
       <w:r>
@@ -1554,7 +1748,7 @@
     </w:p>
     <w:p>
       <w:pPr>
-        <w:spacing w:line="360" w:lineRule="auto"/>
+        <w:spacing w:line="360" w:lineRule="auto" w:after="60"/>
         <w:ind w:left="440" w:hanging="220"/>
       </w:pPr>
       <w:r>
@@ -1567,13 +1761,68 @@
     </w:p>
     <w:p>
       <w:pPr>
+        <w:spacing w:line="360" w:lineRule="auto" w:after="60"/>
+        <w:ind w:left="440" w:hanging="220"/>
+      </w:pPr>
+      <w:r>
+        <w:rPr>
+          <w:rFonts w:ascii="宋体" w:hAnsi="宋体" w:eastAsia="宋体"/>
+          <w:sz w:val="22"/>
+        </w:rPr>
+        <w:t>• 预算：月度总预算与分类预算，展示已用、剩余、使用率和超支状态。</w:t>
+      </w:r>
+    </w:p>
+    <w:p>
+      <w:pPr>
+        <w:spacing w:line="360" w:lineRule="auto" w:after="60"/>
+        <w:ind w:left="440" w:hanging="220"/>
+      </w:pPr>
+      <w:r>
+        <w:rPr>
+          <w:rFonts w:ascii="宋体" w:hAnsi="宋体" w:eastAsia="宋体"/>
+          <w:sz w:val="22"/>
+        </w:rPr>
+        <w:t>• 数据交换：按权限导出 CSV；导入先预览字段和逐行错误，通过后整批提交。</w:t>
+      </w:r>
+    </w:p>
+    <w:p>
+      <w:pPr>
+        <w:spacing w:line="360" w:lineRule="auto" w:after="60"/>
+        <w:ind w:left="440" w:hanging="220"/>
+      </w:pPr>
+      <w:r>
+        <w:rPr>
+          <w:rFonts w:ascii="宋体" w:hAnsi="宋体" w:eastAsia="宋体"/>
+          <w:sz w:val="22"/>
+        </w:rPr>
+        <w:t>• 周期记账：维护重复收支模板，手动按月生成到期流水，防止同月重复生成。</w:t>
+      </w:r>
+    </w:p>
+    <w:p>
+      <w:pPr>
+        <w:spacing w:line="360" w:lineRule="auto" w:after="60"/>
+        <w:ind w:left="440" w:hanging="220"/>
+      </w:pPr>
+      <w:r>
+        <w:rPr>
+          <w:rFonts w:ascii="宋体" w:hAnsi="宋体" w:eastAsia="宋体"/>
+          <w:sz w:val="22"/>
+        </w:rPr>
+        <w:t>• 统计增强与审计：等长上期环比、储蓄率、异常提示、月度报告；家长查看操作日志。</w:t>
+      </w:r>
+    </w:p>
+    <w:p>
+      <w:pPr>
+        <w:pStyle w:val="Heading2"/>
         <w:keepNext/>
+        <w:pageBreakBefore w:val="0"/>
         <w:spacing w:before="140" w:after="120"/>
       </w:pPr>
       <w:r>
         <w:rPr>
           <w:rFonts w:ascii="黑体" w:hAnsi="黑体" w:eastAsia="黑体"/>
           <w:b/>
+          <w:color w:val="000000"/>
           <w:sz w:val="24"/>
         </w:rPr>
         <w:t>2.3 核心业务规则</w:t>
@@ -1581,7 +1830,7 @@
     </w:p>
     <w:p>
       <w:pPr>
-        <w:spacing w:line="360" w:lineRule="auto"/>
+        <w:spacing w:line="360" w:lineRule="auto" w:after="60"/>
         <w:ind w:left="440" w:hanging="220"/>
       </w:pPr>
       <w:r>
@@ -1594,7 +1843,7 @@
     </w:p>
     <w:p>
       <w:pPr>
-        <w:spacing w:line="360" w:lineRule="auto"/>
+        <w:spacing w:line="360" w:lineRule="auto" w:after="60"/>
         <w:ind w:left="440" w:hanging="220"/>
       </w:pPr>
       <w:r>
@@ -1607,7 +1856,7 @@
     </w:p>
     <w:p>
       <w:pPr>
-        <w:spacing w:line="360" w:lineRule="auto"/>
+        <w:spacing w:line="360" w:lineRule="auto" w:after="60"/>
         <w:ind w:left="440" w:hanging="220"/>
       </w:pPr>
       <w:r>
@@ -1620,7 +1869,7 @@
     </w:p>
     <w:p>
       <w:pPr>
-        <w:spacing w:line="360" w:lineRule="auto"/>
+        <w:spacing w:line="360" w:lineRule="auto" w:after="60"/>
         <w:ind w:left="440" w:hanging="220"/>
       </w:pPr>
       <w:r>
@@ -1633,7 +1882,7 @@
     </w:p>
     <w:p>
       <w:pPr>
-        <w:spacing w:line="360" w:lineRule="auto"/>
+        <w:spacing w:line="360" w:lineRule="auto" w:after="60"/>
         <w:ind w:left="440" w:hanging="220"/>
       </w:pPr>
       <w:r>
@@ -1646,7 +1895,7 @@
     </w:p>
     <w:p>
       <w:pPr>
-        <w:spacing w:line="360" w:lineRule="auto"/>
+        <w:spacing w:line="360" w:lineRule="auto" w:after="60"/>
         <w:ind w:left="440" w:hanging="220"/>
       </w:pPr>
       <w:r>
@@ -1659,13 +1908,42 @@
     </w:p>
     <w:p>
       <w:pPr>
+        <w:spacing w:line="360" w:lineRule="auto" w:after="60"/>
+        <w:ind w:left="440" w:hanging="220"/>
+      </w:pPr>
+      <w:r>
+        <w:rPr>
+          <w:rFonts w:ascii="宋体" w:hAnsi="宋体" w:eastAsia="宋体"/>
+          <w:sz w:val="22"/>
+        </w:rPr>
+        <w:t>• 预算只允许家长修改，普通成员可以查看；CSV 和周期模板沿用家长全家、成员本人的数据边界。</w:t>
+      </w:r>
+    </w:p>
+    <w:p>
+      <w:pPr>
+        <w:spacing w:line="360" w:lineRule="auto" w:after="60"/>
+        <w:ind w:left="440" w:hanging="220"/>
+      </w:pPr>
+      <w:r>
+        <w:rPr>
+          <w:rFonts w:ascii="宋体" w:hAnsi="宋体" w:eastAsia="宋体"/>
+          <w:sz w:val="22"/>
+        </w:rPr>
+        <w:t>• 周期生成由用户触发，不是后台自动扣款；同一模板同一月份只生成一次。</w:t>
+      </w:r>
+    </w:p>
+    <w:p>
+      <w:pPr>
+        <w:pStyle w:val="Heading2"/>
         <w:keepNext/>
+        <w:pageBreakBefore w:val="0"/>
         <w:spacing w:before="140" w:after="120"/>
       </w:pPr>
       <w:r>
         <w:rPr>
           <w:rFonts w:ascii="黑体" w:hAnsi="黑体" w:eastAsia="黑体"/>
           <w:b/>
+          <w:color w:val="000000"/>
           <w:sz w:val="24"/>
         </w:rPr>
         <w:t>2.4 非功能需求</w:t>
@@ -1688,16 +1966,19 @@
     </w:p>
     <w:p>
       <w:pPr>
+        <w:pStyle w:val="Heading2"/>
         <w:keepNext/>
+        <w:pageBreakBefore w:val="0"/>
         <w:spacing w:before="140" w:after="120"/>
       </w:pPr>
       <w:r>
         <w:rPr>
           <w:rFonts w:ascii="黑体" w:hAnsi="黑体" w:eastAsia="黑体"/>
           <w:b/>
+          <w:color w:val="000000"/>
           <w:sz w:val="24"/>
         </w:rPr>
-        <w:t>2.5 本人模块验收标准</w:t>
+        <w:t>2.5 模块验收标准</w:t>
       </w:r>
     </w:p>
     <w:p>
@@ -1712,23 +1993,21 @@
           <w:b w:val="0"/>
           <w:sz w:val="22"/>
         </w:rPr>
-        <w:t>本人负责的成员、分类、收支、统计后端业务与测试必须与统一接口契约一致，既能完成正常动线，也能正确拒绝越权、无效输入和冲突操作；相关源码、测试、构建和最终页面应相互对应。</w:t>
-      </w:r>
-    </w:p>
-    <w:p>
-      <w:r>
-        <w:br w:type="page"/>
+        <w:t>成员、分类、收支、预算、周期记账、统计与审计后端必须与统一接口契约一致，既能完成正常动线，也应拒绝越权、无效输入和冲突操作。成员删除以停用替代物理删除，保留历史账目；收入与支出构成通过分类和流水共同维护。此业务解释及 Spring Boot 对任务书 JavaEE 技术要求的对应关系应在课程验收时确认。</w:t>
       </w:r>
     </w:p>
     <w:p>
       <w:pPr>
+        <w:pStyle w:val="Heading1"/>
         <w:keepNext/>
+        <w:pageBreakBefore w:val="0"/>
         <w:spacing w:before="200" w:after="120"/>
       </w:pPr>
       <w:r>
         <w:rPr>
           <w:rFonts w:ascii="黑体" w:hAnsi="黑体" w:eastAsia="黑体"/>
           <w:b/>
+          <w:color w:val="000000"/>
           <w:sz w:val="28"/>
         </w:rPr>
         <w:t>三、总体设计</w:t>
@@ -1736,13 +2015,16 @@
     </w:p>
     <w:p>
       <w:pPr>
+        <w:pStyle w:val="Heading2"/>
         <w:keepNext/>
+        <w:pageBreakBefore w:val="0"/>
         <w:spacing w:before="140" w:after="120"/>
       </w:pPr>
       <w:r>
         <w:rPr>
           <w:rFonts w:ascii="黑体" w:hAnsi="黑体" w:eastAsia="黑体"/>
           <w:b/>
+          <w:color w:val="000000"/>
           <w:sz w:val="24"/>
         </w:rPr>
         <w:t>3.1 开发工具与运行平台</w:t>
@@ -1755,6 +2037,20 @@
         <w:jc w:val="center"/>
         <w:tblLayout w:type="fixed"/>
         <w:tblLook w:firstColumn="1" w:firstRow="1" w:lastColumn="0" w:lastRow="0" w:noHBand="0" w:noVBand="1" w:val="04A0"/>
+        <w:tblBorders>
+          <w:top w:val="single" w:sz="4" w:color="D9D9D9"/>
+          <w:left w:val="single" w:sz="4" w:color="D9D9D9"/>
+          <w:bottom w:val="single" w:sz="4" w:color="D9D9D9"/>
+          <w:right w:val="single" w:sz="4" w:color="D9D9D9"/>
+          <w:insideH w:val="single" w:sz="4" w:color="D9D9D9"/>
+          <w:insideV w:val="single" w:sz="4" w:color="D9D9D9"/>
+        </w:tblBorders>
+        <w:tblCellMar>
+          <w:top w:w="60" w:type="dxa"/>
+          <w:bottom w:w="60" w:type="dxa"/>
+          <w:left w:w="80" w:type="dxa"/>
+          <w:right w:w="80" w:type="dxa"/>
+        </w:tblCellMar>
       </w:tblPr>
       <w:tblGrid>
         <w:gridCol w:w="2946"/>
@@ -1774,7 +2070,9 @@
           </w:tcPr>
           <w:p>
             <w:pPr>
+              <w:spacing w:line="276" w:lineRule="auto" w:before="0" w:after="0"/>
               <w:jc w:val="center"/>
+              <w:snapToGrid w:val="0"/>
             </w:pPr>
             <w:r>
               <w:rPr>
@@ -1794,7 +2092,9 @@
           </w:tcPr>
           <w:p>
             <w:pPr>
+              <w:spacing w:line="276" w:lineRule="auto" w:before="0" w:after="0"/>
               <w:jc w:val="center"/>
+              <w:snapToGrid w:val="0"/>
             </w:pPr>
             <w:r>
               <w:rPr>
@@ -1814,7 +2114,9 @@
           </w:tcPr>
           <w:p>
             <w:pPr>
+              <w:spacing w:line="276" w:lineRule="auto" w:before="0" w:after="0"/>
               <w:jc w:val="center"/>
+              <w:snapToGrid w:val="0"/>
             </w:pPr>
             <w:r>
               <w:rPr>
@@ -1838,7 +2140,8 @@
           </w:tcPr>
           <w:p>
             <w:pPr>
-              <w:spacing w:after="0"/>
+              <w:spacing w:after="0" w:line="276" w:lineRule="auto" w:before="0"/>
+              <w:snapToGrid w:val="0"/>
             </w:pPr>
             <w:r>
               <w:rPr>
@@ -1856,7 +2159,8 @@
           </w:tcPr>
           <w:p>
             <w:pPr>
-              <w:spacing w:after="0"/>
+              <w:spacing w:after="0" w:line="276" w:lineRule="auto" w:before="0"/>
+              <w:snapToGrid w:val="0"/>
             </w:pPr>
             <w:r>
               <w:rPr>
@@ -1874,7 +2178,8 @@
           </w:tcPr>
           <w:p>
             <w:pPr>
-              <w:spacing w:after="0"/>
+              <w:spacing w:after="0" w:line="276" w:lineRule="auto" w:before="0"/>
+              <w:snapToGrid w:val="0"/>
             </w:pPr>
             <w:r>
               <w:rPr>
@@ -1897,7 +2202,8 @@
           </w:tcPr>
           <w:p>
             <w:pPr>
-              <w:spacing w:after="0"/>
+              <w:spacing w:after="0" w:line="276" w:lineRule="auto" w:before="0"/>
+              <w:snapToGrid w:val="0"/>
             </w:pPr>
             <w:r>
               <w:rPr>
@@ -1915,7 +2221,8 @@
           </w:tcPr>
           <w:p>
             <w:pPr>
-              <w:spacing w:after="0"/>
+              <w:spacing w:after="0" w:line="276" w:lineRule="auto" w:before="0"/>
+              <w:snapToGrid w:val="0"/>
             </w:pPr>
             <w:r>
               <w:rPr>
@@ -1933,7 +2240,8 @@
           </w:tcPr>
           <w:p>
             <w:pPr>
-              <w:spacing w:after="0"/>
+              <w:spacing w:after="0" w:line="276" w:lineRule="auto" w:before="0"/>
+              <w:snapToGrid w:val="0"/>
             </w:pPr>
             <w:r>
               <w:rPr>
@@ -1956,7 +2264,8 @@
           </w:tcPr>
           <w:p>
             <w:pPr>
-              <w:spacing w:after="0"/>
+              <w:spacing w:after="0" w:line="276" w:lineRule="auto" w:before="0"/>
+              <w:snapToGrid w:val="0"/>
             </w:pPr>
             <w:r>
               <w:rPr>
@@ -1974,7 +2283,8 @@
           </w:tcPr>
           <w:p>
             <w:pPr>
-              <w:spacing w:after="0"/>
+              <w:spacing w:after="0" w:line="276" w:lineRule="auto" w:before="0"/>
+              <w:snapToGrid w:val="0"/>
             </w:pPr>
             <w:r>
               <w:rPr>
@@ -1992,7 +2302,8 @@
           </w:tcPr>
           <w:p>
             <w:pPr>
-              <w:spacing w:after="0"/>
+              <w:spacing w:after="0" w:line="276" w:lineRule="auto" w:before="0"/>
+              <w:snapToGrid w:val="0"/>
             </w:pPr>
             <w:r>
               <w:rPr>
@@ -2015,7 +2326,8 @@
           </w:tcPr>
           <w:p>
             <w:pPr>
-              <w:spacing w:after="0"/>
+              <w:spacing w:after="0" w:line="276" w:lineRule="auto" w:before="0"/>
+              <w:snapToGrid w:val="0"/>
             </w:pPr>
             <w:r>
               <w:rPr>
@@ -2033,7 +2345,8 @@
           </w:tcPr>
           <w:p>
             <w:pPr>
-              <w:spacing w:after="0"/>
+              <w:spacing w:after="0" w:line="276" w:lineRule="auto" w:before="0"/>
+              <w:snapToGrid w:val="0"/>
             </w:pPr>
             <w:r>
               <w:rPr>
@@ -2051,7 +2364,8 @@
           </w:tcPr>
           <w:p>
             <w:pPr>
-              <w:spacing w:after="0"/>
+              <w:spacing w:after="0" w:line="276" w:lineRule="auto" w:before="0"/>
+              <w:snapToGrid w:val="0"/>
             </w:pPr>
             <w:r>
               <w:rPr>
@@ -2074,7 +2388,8 @@
           </w:tcPr>
           <w:p>
             <w:pPr>
-              <w:spacing w:after="0"/>
+              <w:spacing w:after="0" w:line="276" w:lineRule="auto" w:before="0"/>
+              <w:snapToGrid w:val="0"/>
             </w:pPr>
             <w:r>
               <w:rPr>
@@ -2092,7 +2407,8 @@
           </w:tcPr>
           <w:p>
             <w:pPr>
-              <w:spacing w:after="0"/>
+              <w:spacing w:after="0" w:line="276" w:lineRule="auto" w:before="0"/>
+              <w:snapToGrid w:val="0"/>
             </w:pPr>
             <w:r>
               <w:rPr>
@@ -2110,7 +2426,8 @@
           </w:tcPr>
           <w:p>
             <w:pPr>
-              <w:spacing w:after="0"/>
+              <w:spacing w:after="0" w:line="276" w:lineRule="auto" w:before="0"/>
+              <w:snapToGrid w:val="0"/>
             </w:pPr>
             <w:r>
               <w:rPr>
@@ -2133,7 +2450,8 @@
           </w:tcPr>
           <w:p>
             <w:pPr>
-              <w:spacing w:after="0"/>
+              <w:spacing w:after="0" w:line="276" w:lineRule="auto" w:before="0"/>
+              <w:snapToGrid w:val="0"/>
             </w:pPr>
             <w:r>
               <w:rPr>
@@ -2151,7 +2469,8 @@
           </w:tcPr>
           <w:p>
             <w:pPr>
-              <w:spacing w:after="0"/>
+              <w:spacing w:after="0" w:line="276" w:lineRule="auto" w:before="0"/>
+              <w:snapToGrid w:val="0"/>
             </w:pPr>
             <w:r>
               <w:rPr>
@@ -2169,7 +2488,8 @@
           </w:tcPr>
           <w:p>
             <w:pPr>
-              <w:spacing w:after="0"/>
+              <w:spacing w:after="0" w:line="276" w:lineRule="auto" w:before="0"/>
+              <w:snapToGrid w:val="0"/>
             </w:pPr>
             <w:r>
               <w:rPr>
@@ -2189,13 +2509,16 @@
     </w:p>
     <w:p>
       <w:pPr>
+        <w:pStyle w:val="Heading2"/>
         <w:keepNext/>
+        <w:pageBreakBefore w:val="0"/>
         <w:spacing w:before="140" w:after="120"/>
       </w:pPr>
       <w:r>
         <w:rPr>
           <w:rFonts w:ascii="黑体" w:hAnsi="黑体" w:eastAsia="黑体"/>
           <w:b/>
+          <w:color w:val="000000"/>
           <w:sz w:val="24"/>
         </w:rPr>
         <w:t>3.2 总体架构</w:t>
@@ -2297,13 +2620,16 @@
     </w:tbl>
     <w:p>
       <w:pPr>
+        <w:pStyle w:val="Heading2"/>
         <w:keepNext/>
+        <w:pageBreakBefore w:val="0"/>
         <w:spacing w:before="140" w:after="120"/>
       </w:pPr>
       <w:r>
         <w:rPr>
           <w:rFonts w:ascii="黑体" w:hAnsi="黑体" w:eastAsia="黑体"/>
           <w:b/>
+          <w:color w:val="000000"/>
           <w:sz w:val="24"/>
         </w:rPr>
         <w:t>3.3 功能模块结构</w:t>
@@ -2316,6 +2642,20 @@
         <w:jc w:val="center"/>
         <w:tblLayout w:type="fixed"/>
         <w:tblLook w:firstColumn="1" w:firstRow="1" w:lastColumn="0" w:lastRow="0" w:noHBand="0" w:noVBand="1" w:val="04A0"/>
+        <w:tblBorders>
+          <w:top w:val="single" w:sz="4" w:color="D9D9D9"/>
+          <w:left w:val="single" w:sz="4" w:color="D9D9D9"/>
+          <w:bottom w:val="single" w:sz="4" w:color="D9D9D9"/>
+          <w:right w:val="single" w:sz="4" w:color="D9D9D9"/>
+          <w:insideH w:val="single" w:sz="4" w:color="D9D9D9"/>
+          <w:insideV w:val="single" w:sz="4" w:color="D9D9D9"/>
+        </w:tblBorders>
+        <w:tblCellMar>
+          <w:top w:w="60" w:type="dxa"/>
+          <w:bottom w:w="60" w:type="dxa"/>
+          <w:left w:w="80" w:type="dxa"/>
+          <w:right w:w="80" w:type="dxa"/>
+        </w:tblCellMar>
       </w:tblPr>
       <w:tblGrid>
         <w:gridCol w:w="2946"/>
@@ -2335,7 +2675,9 @@
           </w:tcPr>
           <w:p>
             <w:pPr>
+              <w:spacing w:line="276" w:lineRule="auto" w:before="0" w:after="0"/>
               <w:jc w:val="center"/>
+              <w:snapToGrid w:val="0"/>
             </w:pPr>
             <w:r>
               <w:rPr>
@@ -2355,7 +2697,9 @@
           </w:tcPr>
           <w:p>
             <w:pPr>
+              <w:spacing w:line="276" w:lineRule="auto" w:before="0" w:after="0"/>
               <w:jc w:val="center"/>
+              <w:snapToGrid w:val="0"/>
             </w:pPr>
             <w:r>
               <w:rPr>
@@ -2375,7 +2719,9 @@
           </w:tcPr>
           <w:p>
             <w:pPr>
+              <w:spacing w:line="276" w:lineRule="auto" w:before="0" w:after="0"/>
               <w:jc w:val="center"/>
+              <w:snapToGrid w:val="0"/>
             </w:pPr>
             <w:r>
               <w:rPr>
@@ -2399,7 +2745,8 @@
           </w:tcPr>
           <w:p>
             <w:pPr>
-              <w:spacing w:after="0"/>
+              <w:spacing w:after="0" w:line="276" w:lineRule="auto" w:before="0"/>
+              <w:snapToGrid w:val="0"/>
             </w:pPr>
             <w:r>
               <w:rPr>
@@ -2417,7 +2764,8 @@
           </w:tcPr>
           <w:p>
             <w:pPr>
-              <w:spacing w:after="0"/>
+              <w:spacing w:after="0" w:line="276" w:lineRule="auto" w:before="0"/>
+              <w:snapToGrid w:val="0"/>
             </w:pPr>
             <w:r>
               <w:rPr>
@@ -2435,7 +2783,8 @@
           </w:tcPr>
           <w:p>
             <w:pPr>
-              <w:spacing w:after="0"/>
+              <w:spacing w:after="0" w:line="276" w:lineRule="auto" w:before="0"/>
+              <w:snapToGrid w:val="0"/>
             </w:pPr>
             <w:r>
               <w:rPr>
@@ -2458,7 +2807,8 @@
           </w:tcPr>
           <w:p>
             <w:pPr>
-              <w:spacing w:after="0"/>
+              <w:spacing w:after="0" w:line="276" w:lineRule="auto" w:before="0"/>
+              <w:snapToGrid w:val="0"/>
             </w:pPr>
             <w:r>
               <w:rPr>
@@ -2476,7 +2826,8 @@
           </w:tcPr>
           <w:p>
             <w:pPr>
-              <w:spacing w:after="0"/>
+              <w:spacing w:after="0" w:line="276" w:lineRule="auto" w:before="0"/>
+              <w:snapToGrid w:val="0"/>
             </w:pPr>
             <w:r>
               <w:rPr>
@@ -2494,7 +2845,8 @@
           </w:tcPr>
           <w:p>
             <w:pPr>
-              <w:spacing w:after="0"/>
+              <w:spacing w:after="0" w:line="276" w:lineRule="auto" w:before="0"/>
+              <w:snapToGrid w:val="0"/>
             </w:pPr>
             <w:r>
               <w:rPr>
@@ -2517,7 +2869,8 @@
           </w:tcPr>
           <w:p>
             <w:pPr>
-              <w:spacing w:after="0"/>
+              <w:spacing w:after="0" w:line="276" w:lineRule="auto" w:before="0"/>
+              <w:snapToGrid w:val="0"/>
             </w:pPr>
             <w:r>
               <w:rPr>
@@ -2535,7 +2888,8 @@
           </w:tcPr>
           <w:p>
             <w:pPr>
-              <w:spacing w:after="0"/>
+              <w:spacing w:after="0" w:line="276" w:lineRule="auto" w:before="0"/>
+              <w:snapToGrid w:val="0"/>
             </w:pPr>
             <w:r>
               <w:rPr>
@@ -2553,7 +2907,8 @@
           </w:tcPr>
           <w:p>
             <w:pPr>
-              <w:spacing w:after="0"/>
+              <w:spacing w:after="0" w:line="276" w:lineRule="auto" w:before="0"/>
+              <w:snapToGrid w:val="0"/>
             </w:pPr>
             <w:r>
               <w:rPr>
@@ -2576,7 +2931,8 @@
           </w:tcPr>
           <w:p>
             <w:pPr>
-              <w:spacing w:after="0"/>
+              <w:spacing w:after="0" w:line="276" w:lineRule="auto" w:before="0"/>
+              <w:snapToGrid w:val="0"/>
             </w:pPr>
             <w:r>
               <w:rPr>
@@ -2594,7 +2950,8 @@
           </w:tcPr>
           <w:p>
             <w:pPr>
-              <w:spacing w:after="0"/>
+              <w:spacing w:after="0" w:line="276" w:lineRule="auto" w:before="0"/>
+              <w:snapToGrid w:val="0"/>
             </w:pPr>
             <w:r>
               <w:rPr>
@@ -2612,7 +2969,8 @@
           </w:tcPr>
           <w:p>
             <w:pPr>
-              <w:spacing w:after="0"/>
+              <w:spacing w:after="0" w:line="276" w:lineRule="auto" w:before="0"/>
+              <w:snapToGrid w:val="0"/>
             </w:pPr>
             <w:r>
               <w:rPr>
@@ -2635,7 +2993,8 @@
           </w:tcPr>
           <w:p>
             <w:pPr>
-              <w:spacing w:after="0"/>
+              <w:spacing w:after="0" w:line="276" w:lineRule="auto" w:before="0"/>
+              <w:snapToGrid w:val="0"/>
             </w:pPr>
             <w:r>
               <w:rPr>
@@ -2653,7 +3012,8 @@
           </w:tcPr>
           <w:p>
             <w:pPr>
-              <w:spacing w:after="0"/>
+              <w:spacing w:after="0" w:line="276" w:lineRule="auto" w:before="0"/>
+              <w:snapToGrid w:val="0"/>
             </w:pPr>
             <w:r>
               <w:rPr>
@@ -2671,7 +3031,8 @@
           </w:tcPr>
           <w:p>
             <w:pPr>
-              <w:spacing w:after="0"/>
+              <w:spacing w:after="0" w:line="276" w:lineRule="auto" w:before="0"/>
+              <w:snapToGrid w:val="0"/>
             </w:pPr>
             <w:r>
               <w:rPr>
@@ -2694,7 +3055,132 @@
           </w:tcPr>
           <w:p>
             <w:pPr>
-              <w:spacing w:after="0"/>
+              <w:spacing w:after="0" w:line="276" w:lineRule="auto" w:before="0"/>
+              <w:snapToGrid w:val="0"/>
+            </w:pPr>
+            <w:r>
+              <w:rPr>
+                <w:rFonts w:ascii="宋体" w:hAnsi="宋体" w:eastAsia="宋体"/>
+                <w:sz w:val="19"/>
+              </w:rPr>
+              <w:t>预算与周期记账</w:t>
+            </w:r>
+          </w:p>
+        </w:tc>
+        <w:tc>
+          <w:tcPr>
+            <w:tcW w:type="dxa" w:w="3168"/>
+            <w:vAlign w:val="center"/>
+          </w:tcPr>
+          <w:p>
+            <w:pPr>
+              <w:spacing w:after="0" w:line="276" w:lineRule="auto" w:before="0"/>
+              <w:snapToGrid w:val="0"/>
+            </w:pPr>
+            <w:r>
+              <w:rPr>
+                <w:rFonts w:ascii="宋体" w:hAnsi="宋体" w:eastAsia="宋体"/>
+                <w:sz w:val="19"/>
+              </w:rPr>
+              <w:t>budget、recurring</w:t>
+            </w:r>
+          </w:p>
+        </w:tc>
+        <w:tc>
+          <w:tcPr>
+            <w:tcW w:type="dxa" w:w="3456"/>
+            <w:vAlign w:val="center"/>
+          </w:tcPr>
+          <w:p>
+            <w:pPr>
+              <w:spacing w:after="0" w:line="276" w:lineRule="auto" w:before="0"/>
+              <w:snapToGrid w:val="0"/>
+            </w:pPr>
+            <w:r>
+              <w:rPr>
+                <w:rFonts w:ascii="宋体" w:hAnsi="宋体" w:eastAsia="宋体"/>
+                <w:sz w:val="19"/>
+              </w:rPr>
+              <w:t>budgets、recurring</w:t>
+            </w:r>
+          </w:p>
+        </w:tc>
+      </w:tr>
+      <w:tr>
+        <w:trPr>
+          <w:cantSplit/>
+        </w:trPr>
+        <w:tc>
+          <w:tcPr>
+            <w:tcW w:type="dxa" w:w="1872"/>
+            <w:vAlign w:val="center"/>
+          </w:tcPr>
+          <w:p>
+            <w:pPr>
+              <w:spacing w:after="0" w:line="276" w:lineRule="auto" w:before="0"/>
+              <w:snapToGrid w:val="0"/>
+            </w:pPr>
+            <w:r>
+              <w:rPr>
+                <w:rFonts w:ascii="宋体" w:hAnsi="宋体" w:eastAsia="宋体"/>
+                <w:sz w:val="19"/>
+              </w:rPr>
+              <w:t>CSV 与操作日志</w:t>
+            </w:r>
+          </w:p>
+        </w:tc>
+        <w:tc>
+          <w:tcPr>
+            <w:tcW w:type="dxa" w:w="3168"/>
+            <w:vAlign w:val="center"/>
+          </w:tcPr>
+          <w:p>
+            <w:pPr>
+              <w:spacing w:after="0" w:line="276" w:lineRule="auto" w:before="0"/>
+              <w:snapToGrid w:val="0"/>
+            </w:pPr>
+            <w:r>
+              <w:rPr>
+                <w:rFonts w:ascii="宋体" w:hAnsi="宋体" w:eastAsia="宋体"/>
+                <w:sz w:val="19"/>
+              </w:rPr>
+              <w:t>ledger、audit</w:t>
+            </w:r>
+          </w:p>
+        </w:tc>
+        <w:tc>
+          <w:tcPr>
+            <w:tcW w:type="dxa" w:w="3456"/>
+            <w:vAlign w:val="center"/>
+          </w:tcPr>
+          <w:p>
+            <w:pPr>
+              <w:spacing w:after="0" w:line="276" w:lineRule="auto" w:before="0"/>
+              <w:snapToGrid w:val="0"/>
+            </w:pPr>
+            <w:r>
+              <w:rPr>
+                <w:rFonts w:ascii="宋体" w:hAnsi="宋体" w:eastAsia="宋体"/>
+                <w:sz w:val="19"/>
+              </w:rPr>
+              <w:t>entries 导入导出、audit-logs</w:t>
+            </w:r>
+          </w:p>
+        </w:tc>
+      </w:tr>
+      <w:tr>
+        <w:trPr>
+          <w:cantSplit/>
+        </w:trPr>
+        <w:tc>
+          <w:tcPr>
+            <w:tcW w:type="dxa" w:w="1872"/>
+            <w:vAlign w:val="center"/>
+          </w:tcPr>
+          <w:p>
+            <w:pPr>
+              <w:spacing w:after="0" w:line="276" w:lineRule="auto" w:before="0"/>
+              <w:snapToGrid w:val="0"/>
             </w:pPr>
             <w:r>
               <w:rPr>
@@ -2712,7 +3198,8 @@
           </w:tcPr>
           <w:p>
             <w:pPr>
-              <w:spacing w:after="0"/>
+              <w:spacing w:after="0" w:line="276" w:lineRule="auto" w:before="0"/>
+              <w:snapToGrid w:val="0"/>
             </w:pPr>
             <w:r>
               <w:rPr>
@@ -2730,7 +3217,8 @@
           </w:tcPr>
           <w:p>
             <w:pPr>
-              <w:spacing w:after="0"/>
+              <w:spacing w:after="0" w:line="276" w:lineRule="auto" w:before="0"/>
+              <w:snapToGrid w:val="0"/>
             </w:pPr>
             <w:r>
               <w:rPr>
@@ -2750,13 +3238,16 @@
     </w:p>
     <w:p>
       <w:pPr>
+        <w:pStyle w:val="Heading2"/>
         <w:keepNext/>
+        <w:pageBreakBefore w:val="0"/>
         <w:spacing w:before="140" w:after="120"/>
       </w:pPr>
       <w:r>
         <w:rPr>
           <w:rFonts w:ascii="黑体" w:hAnsi="黑体" w:eastAsia="黑体"/>
           <w:b/>
+          <w:color w:val="000000"/>
           <w:sz w:val="24"/>
         </w:rPr>
         <w:t>3.4 数据库设计</w:t>
@@ -2769,6 +3260,20 @@
         <w:jc w:val="center"/>
         <w:tblLayout w:type="fixed"/>
         <w:tblLook w:firstColumn="1" w:firstRow="1" w:lastColumn="0" w:lastRow="0" w:noHBand="0" w:noVBand="1" w:val="04A0"/>
+        <w:tblBorders>
+          <w:top w:val="single" w:sz="4" w:color="D9D9D9"/>
+          <w:left w:val="single" w:sz="4" w:color="D9D9D9"/>
+          <w:bottom w:val="single" w:sz="4" w:color="D9D9D9"/>
+          <w:right w:val="single" w:sz="4" w:color="D9D9D9"/>
+          <w:insideH w:val="single" w:sz="4" w:color="D9D9D9"/>
+          <w:insideV w:val="single" w:sz="4" w:color="D9D9D9"/>
+        </w:tblBorders>
+        <w:tblCellMar>
+          <w:top w:w="60" w:type="dxa"/>
+          <w:bottom w:w="60" w:type="dxa"/>
+          <w:left w:w="80" w:type="dxa"/>
+          <w:right w:w="80" w:type="dxa"/>
+        </w:tblCellMar>
       </w:tblPr>
       <w:tblGrid>
         <w:gridCol w:w="2946"/>
@@ -2788,7 +3293,9 @@
           </w:tcPr>
           <w:p>
             <w:pPr>
+              <w:spacing w:line="276" w:lineRule="auto" w:before="0" w:after="0"/>
               <w:jc w:val="center"/>
+              <w:snapToGrid w:val="0"/>
             </w:pPr>
             <w:r>
               <w:rPr>
@@ -2808,7 +3315,9 @@
           </w:tcPr>
           <w:p>
             <w:pPr>
+              <w:spacing w:line="276" w:lineRule="auto" w:before="0" w:after="0"/>
               <w:jc w:val="center"/>
+              <w:snapToGrid w:val="0"/>
             </w:pPr>
             <w:r>
               <w:rPr>
@@ -2828,7 +3337,9 @@
           </w:tcPr>
           <w:p>
             <w:pPr>
+              <w:spacing w:line="276" w:lineRule="auto" w:before="0" w:after="0"/>
               <w:jc w:val="center"/>
+              <w:snapToGrid w:val="0"/>
             </w:pPr>
             <w:r>
               <w:rPr>
@@ -2852,7 +3363,8 @@
           </w:tcPr>
           <w:p>
             <w:pPr>
-              <w:spacing w:after="0"/>
+              <w:spacing w:after="0" w:line="276" w:lineRule="auto" w:before="0"/>
+              <w:snapToGrid w:val="0"/>
             </w:pPr>
             <w:r>
               <w:rPr>
@@ -2870,7 +3382,8 @@
           </w:tcPr>
           <w:p>
             <w:pPr>
-              <w:spacing w:after="0"/>
+              <w:spacing w:after="0" w:line="276" w:lineRule="auto" w:before="0"/>
+              <w:snapToGrid w:val="0"/>
             </w:pPr>
             <w:r>
               <w:rPr>
@@ -2888,7 +3401,8 @@
           </w:tcPr>
           <w:p>
             <w:pPr>
-              <w:spacing w:after="0"/>
+              <w:spacing w:after="0" w:line="276" w:lineRule="auto" w:before="0"/>
+              <w:snapToGrid w:val="0"/>
             </w:pPr>
             <w:r>
               <w:rPr>
@@ -2911,7 +3425,8 @@
           </w:tcPr>
           <w:p>
             <w:pPr>
-              <w:spacing w:after="0"/>
+              <w:spacing w:after="0" w:line="276" w:lineRule="auto" w:before="0"/>
+              <w:snapToGrid w:val="0"/>
             </w:pPr>
             <w:r>
               <w:rPr>
@@ -2929,7 +3444,8 @@
           </w:tcPr>
           <w:p>
             <w:pPr>
-              <w:spacing w:after="0"/>
+              <w:spacing w:after="0" w:line="276" w:lineRule="auto" w:before="0"/>
+              <w:snapToGrid w:val="0"/>
             </w:pPr>
             <w:r>
               <w:rPr>
@@ -2947,7 +3463,8 @@
           </w:tcPr>
           <w:p>
             <w:pPr>
-              <w:spacing w:after="0"/>
+              <w:spacing w:after="0" w:line="276" w:lineRule="auto" w:before="0"/>
+              <w:snapToGrid w:val="0"/>
             </w:pPr>
             <w:r>
               <w:rPr>
@@ -2970,7 +3487,8 @@
           </w:tcPr>
           <w:p>
             <w:pPr>
-              <w:spacing w:after="0"/>
+              <w:spacing w:after="0" w:line="276" w:lineRule="auto" w:before="0"/>
+              <w:snapToGrid w:val="0"/>
             </w:pPr>
             <w:r>
               <w:rPr>
@@ -2988,7 +3506,8 @@
           </w:tcPr>
           <w:p>
             <w:pPr>
-              <w:spacing w:after="0"/>
+              <w:spacing w:after="0" w:line="276" w:lineRule="auto" w:before="0"/>
+              <w:snapToGrid w:val="0"/>
             </w:pPr>
             <w:r>
               <w:rPr>
@@ -3006,7 +3525,8 @@
           </w:tcPr>
           <w:p>
             <w:pPr>
-              <w:spacing w:after="0"/>
+              <w:spacing w:after="0" w:line="276" w:lineRule="auto" w:before="0"/>
+              <w:snapToGrid w:val="0"/>
             </w:pPr>
             <w:r>
               <w:rPr>
@@ -3029,7 +3549,8 @@
           </w:tcPr>
           <w:p>
             <w:pPr>
-              <w:spacing w:after="0"/>
+              <w:spacing w:after="0" w:line="276" w:lineRule="auto" w:before="0"/>
+              <w:snapToGrid w:val="0"/>
             </w:pPr>
             <w:r>
               <w:rPr>
@@ -3047,7 +3568,8 @@
           </w:tcPr>
           <w:p>
             <w:pPr>
-              <w:spacing w:after="0"/>
+              <w:spacing w:after="0" w:line="276" w:lineRule="auto" w:before="0"/>
+              <w:snapToGrid w:val="0"/>
             </w:pPr>
             <w:r>
               <w:rPr>
@@ -3065,7 +3587,8 @@
           </w:tcPr>
           <w:p>
             <w:pPr>
-              <w:spacing w:after="0"/>
+              <w:spacing w:after="0" w:line="276" w:lineRule="auto" w:before="0"/>
+              <w:snapToGrid w:val="0"/>
             </w:pPr>
             <w:r>
               <w:rPr>
@@ -3073,6 +3596,254 @@
                 <w:sz w:val="19"/>
               </w:rPr>
               <w:t>金额大于零；外键；家庭/日期索引</w:t>
+            </w:r>
+          </w:p>
+        </w:tc>
+      </w:tr>
+      <w:tr>
+        <w:trPr>
+          <w:cantSplit/>
+        </w:trPr>
+        <w:tc>
+          <w:tcPr>
+            <w:tcW w:type="dxa" w:w="1800"/>
+            <w:vAlign w:val="center"/>
+          </w:tcPr>
+          <w:p>
+            <w:pPr>
+              <w:spacing w:after="0" w:line="276" w:lineRule="auto" w:before="0"/>
+              <w:snapToGrid w:val="0"/>
+            </w:pPr>
+            <w:r>
+              <w:rPr>
+                <w:rFonts w:ascii="宋体" w:hAnsi="宋体" w:eastAsia="宋体"/>
+                <w:sz w:val="19"/>
+              </w:rPr>
+              <w:t>monthly_budget</w:t>
+            </w:r>
+          </w:p>
+        </w:tc>
+        <w:tc>
+          <w:tcPr>
+            <w:tcW w:type="dxa" w:w="3888"/>
+            <w:vAlign w:val="center"/>
+          </w:tcPr>
+          <w:p>
+            <w:pPr>
+              <w:spacing w:after="0" w:line="276" w:lineRule="auto" w:before="0"/>
+              <w:snapToGrid w:val="0"/>
+            </w:pPr>
+            <w:r>
+              <w:rPr>
+                <w:rFonts w:ascii="宋体" w:hAnsi="宋体" w:eastAsia="宋体"/>
+                <w:sz w:val="19"/>
+              </w:rPr>
+              <w:t>家庭、月份、可空分类、金额</w:t>
+            </w:r>
+          </w:p>
+        </w:tc>
+        <w:tc>
+          <w:tcPr>
+            <w:tcW w:type="dxa" w:w="2808"/>
+            <w:vAlign w:val="center"/>
+          </w:tcPr>
+          <w:p>
+            <w:pPr>
+              <w:spacing w:after="0" w:line="276" w:lineRule="auto" w:before="0"/>
+              <w:snapToGrid w:val="0"/>
+            </w:pPr>
+            <w:r>
+              <w:rPr>
+                <w:rFonts w:ascii="宋体" w:hAnsi="宋体" w:eastAsia="宋体"/>
+                <w:sz w:val="19"/>
+              </w:rPr>
+              <w:t>家庭/月份/分类唯一；月份为月首</w:t>
+            </w:r>
+          </w:p>
+        </w:tc>
+      </w:tr>
+      <w:tr>
+        <w:trPr>
+          <w:cantSplit/>
+        </w:trPr>
+        <w:tc>
+          <w:tcPr>
+            <w:tcW w:type="dxa" w:w="1800"/>
+            <w:vAlign w:val="center"/>
+          </w:tcPr>
+          <w:p>
+            <w:pPr>
+              <w:spacing w:after="0" w:line="276" w:lineRule="auto" w:before="0"/>
+              <w:snapToGrid w:val="0"/>
+            </w:pPr>
+            <w:r>
+              <w:rPr>
+                <w:rFonts w:ascii="宋体" w:hAnsi="宋体" w:eastAsia="宋体"/>
+                <w:sz w:val="19"/>
+              </w:rPr>
+              <w:t>recurring_template</w:t>
+            </w:r>
+          </w:p>
+        </w:tc>
+        <w:tc>
+          <w:tcPr>
+            <w:tcW w:type="dxa" w:w="3888"/>
+            <w:vAlign w:val="center"/>
+          </w:tcPr>
+          <w:p>
+            <w:pPr>
+              <w:spacing w:after="0" w:line="276" w:lineRule="auto" w:before="0"/>
+              <w:snapToGrid w:val="0"/>
+            </w:pPr>
+            <w:r>
+              <w:rPr>
+                <w:rFonts w:ascii="宋体" w:hAnsi="宋体" w:eastAsia="宋体"/>
+                <w:sz w:val="19"/>
+              </w:rPr>
+              <w:t>家庭、成员、分类、金额、每月日期、状态</w:t>
+            </w:r>
+          </w:p>
+        </w:tc>
+        <w:tc>
+          <w:tcPr>
+            <w:tcW w:type="dxa" w:w="2808"/>
+            <w:vAlign w:val="center"/>
+          </w:tcPr>
+          <w:p>
+            <w:pPr>
+              <w:spacing w:after="0" w:line="276" w:lineRule="auto" w:before="0"/>
+              <w:snapToGrid w:val="0"/>
+            </w:pPr>
+            <w:r>
+              <w:rPr>
+                <w:rFonts w:ascii="宋体" w:hAnsi="宋体" w:eastAsia="宋体"/>
+                <w:sz w:val="19"/>
+              </w:rPr>
+              <w:t>每月日期 1 至 31；金额大于零</w:t>
+            </w:r>
+          </w:p>
+        </w:tc>
+      </w:tr>
+      <w:tr>
+        <w:trPr>
+          <w:cantSplit/>
+        </w:trPr>
+        <w:tc>
+          <w:tcPr>
+            <w:tcW w:type="dxa" w:w="1800"/>
+            <w:vAlign w:val="center"/>
+          </w:tcPr>
+          <w:p>
+            <w:pPr>
+              <w:spacing w:after="0" w:line="276" w:lineRule="auto" w:before="0"/>
+              <w:snapToGrid w:val="0"/>
+            </w:pPr>
+            <w:r>
+              <w:rPr>
+                <w:rFonts w:ascii="宋体" w:hAnsi="宋体" w:eastAsia="宋体"/>
+                <w:sz w:val="19"/>
+              </w:rPr>
+              <w:t>recurring_generation</w:t>
+            </w:r>
+          </w:p>
+        </w:tc>
+        <w:tc>
+          <w:tcPr>
+            <w:tcW w:type="dxa" w:w="3888"/>
+            <w:vAlign w:val="center"/>
+          </w:tcPr>
+          <w:p>
+            <w:pPr>
+              <w:spacing w:after="0" w:line="276" w:lineRule="auto" w:before="0"/>
+              <w:snapToGrid w:val="0"/>
+            </w:pPr>
+            <w:r>
+              <w:rPr>
+                <w:rFonts w:ascii="宋体" w:hAnsi="宋体" w:eastAsia="宋体"/>
+                <w:sz w:val="19"/>
+              </w:rPr>
+              <w:t>模板、生成月份、流水 ID</w:t>
+            </w:r>
+          </w:p>
+        </w:tc>
+        <w:tc>
+          <w:tcPr>
+            <w:tcW w:type="dxa" w:w="2808"/>
+            <w:vAlign w:val="center"/>
+          </w:tcPr>
+          <w:p>
+            <w:pPr>
+              <w:spacing w:after="0" w:line="276" w:lineRule="auto" w:before="0"/>
+              <w:snapToGrid w:val="0"/>
+            </w:pPr>
+            <w:r>
+              <w:rPr>
+                <w:rFonts w:ascii="宋体" w:hAnsi="宋体" w:eastAsia="宋体"/>
+                <w:sz w:val="19"/>
+              </w:rPr>
+              <w:t>模板/月份唯一，防止重复生成</w:t>
+            </w:r>
+          </w:p>
+        </w:tc>
+      </w:tr>
+      <w:tr>
+        <w:trPr>
+          <w:cantSplit/>
+        </w:trPr>
+        <w:tc>
+          <w:tcPr>
+            <w:tcW w:type="dxa" w:w="1800"/>
+            <w:vAlign w:val="center"/>
+          </w:tcPr>
+          <w:p>
+            <w:pPr>
+              <w:spacing w:after="0" w:line="276" w:lineRule="auto" w:before="0"/>
+              <w:snapToGrid w:val="0"/>
+            </w:pPr>
+            <w:r>
+              <w:rPr>
+                <w:rFonts w:ascii="宋体" w:hAnsi="宋体" w:eastAsia="宋体"/>
+                <w:sz w:val="19"/>
+              </w:rPr>
+              <w:t>audit_log</w:t>
+            </w:r>
+          </w:p>
+        </w:tc>
+        <w:tc>
+          <w:tcPr>
+            <w:tcW w:type="dxa" w:w="3888"/>
+            <w:vAlign w:val="center"/>
+          </w:tcPr>
+          <w:p>
+            <w:pPr>
+              <w:spacing w:after="0" w:line="276" w:lineRule="auto" w:before="0"/>
+              <w:snapToGrid w:val="0"/>
+            </w:pPr>
+            <w:r>
+              <w:rPr>
+                <w:rFonts w:ascii="宋体" w:hAnsi="宋体" w:eastAsia="宋体"/>
+                <w:sz w:val="19"/>
+              </w:rPr>
+              <w:t>家庭、操作者、动作、对象、摘要、时间</w:t>
+            </w:r>
+          </w:p>
+        </w:tc>
+        <w:tc>
+          <w:tcPr>
+            <w:tcW w:type="dxa" w:w="2808"/>
+            <w:vAlign w:val="center"/>
+          </w:tcPr>
+          <w:p>
+            <w:pPr>
+              <w:spacing w:after="0" w:line="276" w:lineRule="auto" w:before="0"/>
+              <w:snapToGrid w:val="0"/>
+            </w:pPr>
+            <w:r>
+              <w:rPr>
+                <w:rFonts w:ascii="宋体" w:hAnsi="宋体" w:eastAsia="宋体"/>
+                <w:sz w:val="19"/>
+              </w:rPr>
+              <w:t>按家庭/时间查询；不记录密码</w:t>
             </w:r>
           </w:p>
         </w:tc>
@@ -3085,13 +3856,16 @@
     </w:p>
     <w:p>
       <w:pPr>
+        <w:pStyle w:val="Heading2"/>
         <w:keepNext/>
+        <w:pageBreakBefore w:val="0"/>
         <w:spacing w:before="140" w:after="120"/>
       </w:pPr>
       <w:r>
         <w:rPr>
           <w:rFonts w:ascii="黑体" w:hAnsi="黑体" w:eastAsia="黑体"/>
           <w:b/>
+          <w:color w:val="000000"/>
           <w:sz w:val="24"/>
         </w:rPr>
         <w:t>3.5 权限、安全与社会责任</w:t>
@@ -3113,19 +3887,17 @@
       </w:r>
     </w:p>
     <w:p>
-      <w:r>
-        <w:br w:type="page"/>
-      </w:r>
-    </w:p>
-    <w:p>
       <w:pPr>
+        <w:pStyle w:val="Heading1"/>
         <w:keepNext/>
+        <w:pageBreakBefore w:val="0"/>
         <w:spacing w:before="200" w:after="120"/>
       </w:pPr>
       <w:r>
         <w:rPr>
           <w:rFonts w:ascii="黑体" w:hAnsi="黑体" w:eastAsia="黑体"/>
           <w:b/>
+          <w:color w:val="000000"/>
           <w:sz w:val="28"/>
         </w:rPr>
         <w:t>四、详细设计</w:t>
@@ -3133,13 +3905,16 @@
     </w:p>
     <w:p>
       <w:pPr>
+        <w:pStyle w:val="Heading2"/>
         <w:keepNext/>
+        <w:pageBreakBefore w:val="0"/>
         <w:spacing w:before="140" w:after="120"/>
       </w:pPr>
       <w:r>
         <w:rPr>
           <w:rFonts w:ascii="黑体" w:hAnsi="黑体" w:eastAsia="黑体"/>
           <w:b/>
+          <w:color w:val="000000"/>
           <w:sz w:val="24"/>
         </w:rPr>
         <w:t>4.1 代码组织与负责文件</w:t>
@@ -3152,6 +3927,20 @@
         <w:jc w:val="center"/>
         <w:tblLayout w:type="fixed"/>
         <w:tblLook w:firstColumn="1" w:firstRow="1" w:lastColumn="0" w:lastRow="0" w:noHBand="0" w:noVBand="1" w:val="04A0"/>
+        <w:tblBorders>
+          <w:top w:val="single" w:sz="4" w:color="D9D9D9"/>
+          <w:left w:val="single" w:sz="4" w:color="D9D9D9"/>
+          <w:bottom w:val="single" w:sz="4" w:color="D9D9D9"/>
+          <w:right w:val="single" w:sz="4" w:color="D9D9D9"/>
+          <w:insideH w:val="single" w:sz="4" w:color="D9D9D9"/>
+          <w:insideV w:val="single" w:sz="4" w:color="D9D9D9"/>
+        </w:tblBorders>
+        <w:tblCellMar>
+          <w:top w:w="60" w:type="dxa"/>
+          <w:bottom w:w="60" w:type="dxa"/>
+          <w:left w:w="80" w:type="dxa"/>
+          <w:right w:w="80" w:type="dxa"/>
+        </w:tblCellMar>
       </w:tblPr>
       <w:tblGrid>
         <w:gridCol w:w="4419"/>
@@ -3170,7 +3959,9 @@
           </w:tcPr>
           <w:p>
             <w:pPr>
+              <w:spacing w:line="276" w:lineRule="auto" w:before="0" w:after="0"/>
               <w:jc w:val="center"/>
+              <w:snapToGrid w:val="0"/>
             </w:pPr>
             <w:r>
               <w:rPr>
@@ -3190,7 +3981,9 @@
           </w:tcPr>
           <w:p>
             <w:pPr>
+              <w:spacing w:line="276" w:lineRule="auto" w:before="0" w:after="0"/>
               <w:jc w:val="center"/>
+              <w:snapToGrid w:val="0"/>
             </w:pPr>
             <w:r>
               <w:rPr>
@@ -3214,7 +4007,8 @@
           </w:tcPr>
           <w:p>
             <w:pPr>
-              <w:spacing w:after="0"/>
+              <w:spacing w:after="0" w:line="276" w:lineRule="auto" w:before="0"/>
+              <w:snapToGrid w:val="0"/>
             </w:pPr>
             <w:r>
               <w:rPr>
@@ -3232,7 +4026,8 @@
           </w:tcPr>
           <w:p>
             <w:pPr>
-              <w:spacing w:after="0"/>
+              <w:spacing w:after="0" w:line="276" w:lineRule="auto" w:before="0"/>
+              <w:snapToGrid w:val="0"/>
             </w:pPr>
             <w:r>
               <w:rPr>
@@ -3255,7 +4050,8 @@
           </w:tcPr>
           <w:p>
             <w:pPr>
-              <w:spacing w:after="0"/>
+              <w:spacing w:after="0" w:line="276" w:lineRule="auto" w:before="0"/>
+              <w:snapToGrid w:val="0"/>
             </w:pPr>
             <w:r>
               <w:rPr>
@@ -3273,7 +4069,8 @@
           </w:tcPr>
           <w:p>
             <w:pPr>
-              <w:spacing w:after="0"/>
+              <w:spacing w:after="0" w:line="276" w:lineRule="auto" w:before="0"/>
+              <w:snapToGrid w:val="0"/>
             </w:pPr>
             <w:r>
               <w:rPr>
@@ -3296,7 +4093,8 @@
           </w:tcPr>
           <w:p>
             <w:pPr>
-              <w:spacing w:after="0"/>
+              <w:spacing w:after="0" w:line="276" w:lineRule="auto" w:before="0"/>
+              <w:snapToGrid w:val="0"/>
             </w:pPr>
             <w:r>
               <w:rPr>
@@ -3314,7 +4112,8 @@
           </w:tcPr>
           <w:p>
             <w:pPr>
-              <w:spacing w:after="0"/>
+              <w:spacing w:after="0" w:line="276" w:lineRule="auto" w:before="0"/>
+              <w:snapToGrid w:val="0"/>
             </w:pPr>
             <w:r>
               <w:rPr>
@@ -3337,7 +4136,8 @@
           </w:tcPr>
           <w:p>
             <w:pPr>
-              <w:spacing w:after="0"/>
+              <w:spacing w:after="0" w:line="276" w:lineRule="auto" w:before="0"/>
+              <w:snapToGrid w:val="0"/>
             </w:pPr>
             <w:r>
               <w:rPr>
@@ -3355,7 +4155,8 @@
           </w:tcPr>
           <w:p>
             <w:pPr>
-              <w:spacing w:after="0"/>
+              <w:spacing w:after="0" w:line="276" w:lineRule="auto" w:before="0"/>
+              <w:snapToGrid w:val="0"/>
             </w:pPr>
             <w:r>
               <w:rPr>
@@ -3363,6 +4164,49 @@
                 <w:sz w:val="19"/>
               </w:rPr>
               <w:t>StatisticsController、StatisticsService、DashboardResponse</w:t>
+            </w:r>
+          </w:p>
+        </w:tc>
+      </w:tr>
+      <w:tr>
+        <w:trPr>
+          <w:cantSplit/>
+        </w:trPr>
+        <w:tc>
+          <w:tcPr>
+            <w:tcW w:type="dxa" w:w="1728"/>
+            <w:vAlign w:val="center"/>
+          </w:tcPr>
+          <w:p>
+            <w:pPr>
+              <w:spacing w:after="0" w:line="276" w:lineRule="auto" w:before="0"/>
+              <w:snapToGrid w:val="0"/>
+            </w:pPr>
+            <w:r>
+              <w:rPr>
+                <w:rFonts w:ascii="宋体" w:hAnsi="宋体" w:eastAsia="宋体"/>
+                <w:sz w:val="19"/>
+              </w:rPr>
+              <w:t>扩展</w:t>
+            </w:r>
+          </w:p>
+        </w:tc>
+        <w:tc>
+          <w:tcPr>
+            <w:tcW w:type="dxa" w:w="6768"/>
+            <w:vAlign w:val="center"/>
+          </w:tcPr>
+          <w:p>
+            <w:pPr>
+              <w:spacing w:after="0" w:line="276" w:lineRule="auto" w:before="0"/>
+              <w:snapToGrid w:val="0"/>
+            </w:pPr>
+            <w:r>
+              <w:rPr>
+                <w:rFonts w:ascii="宋体" w:hAnsi="宋体" w:eastAsia="宋体"/>
+                <w:sz w:val="19"/>
+              </w:rPr>
+              <w:t>BudgetService、RecurringService、EntryCsvService、AuditLogService</w:t>
             </w:r>
           </w:p>
         </w:tc>
@@ -3375,13 +4219,16 @@
     </w:p>
     <w:p>
       <w:pPr>
+        <w:pStyle w:val="Heading2"/>
         <w:keepNext/>
+        <w:pageBreakBefore w:val="0"/>
         <w:spacing w:before="140" w:after="120"/>
       </w:pPr>
       <w:r>
         <w:rPr>
           <w:rFonts w:ascii="黑体" w:hAnsi="黑体" w:eastAsia="黑体"/>
           <w:b/>
+          <w:color w:val="000000"/>
           <w:sz w:val="24"/>
         </w:rPr>
         <w:t>4.2 成员管理</w:t>
@@ -3402,94 +4249,33 @@
         <w:t>成员列表按当前家庭查询。修改接口要求当前用户为家长，并通过 targetInHousehold 同时检查成员 ID 与家庭 ID。若操作会使活跃家长数量变为零，服务拒绝停用或降级；成员编号变化时检查家庭内唯一。</w:t>
       </w:r>
     </w:p>
-    <w:tbl>
-      <w:tblPr>
-        <w:tblStyle w:val="TableGrid"/>
-        <w:tblW w:type="auto" w:w="0"/>
-        <w:jc w:val="center"/>
-        <w:tblLook w:firstColumn="1" w:firstRow="1" w:lastColumn="0" w:lastRow="0" w:noHBand="0" w:noVBand="1" w:val="04A0"/>
-      </w:tblPr>
-      <w:tblGrid>
-        <w:gridCol w:w="8838"/>
-      </w:tblGrid>
-      <w:tr>
-        <w:tc>
-          <w:tcPr>
-            <w:tcW w:type="dxa" w:w="8838"/>
-            <w:shd w:fill="F5F7FA"/>
-          </w:tcPr>
-          <w:p>
-            <w:pPr>
-              <w:spacing w:before="80" w:after="80"/>
-            </w:pPr>
-            <w:r>
-              <w:rPr>
-                <w:rFonts w:ascii="Consolas" w:hAnsi="Consolas" w:eastAsia="宋体"/>
-                <w:sz w:val="17"/>
-              </w:rPr>
-              <w:t>CurrentUser parent = currentUserService.requireParent();</w:t>
-              <w:br/>
-            </w:r>
-            <w:r>
-              <w:rPr>
-                <w:rFonts w:ascii="Consolas" w:hAnsi="Consolas" w:eastAsia="宋体"/>
-                <w:sz w:val="17"/>
-              </w:rPr>
-              <w:t>AppUser target = targetInHousehold(id, parent.householdId());</w:t>
-              <w:br/>
-            </w:r>
-            <w:r>
-              <w:rPr>
-                <w:rFonts w:ascii="Consolas" w:hAnsi="Consolas" w:eastAsia="宋体"/>
-                <w:sz w:val="17"/>
-              </w:rPr>
-              <w:t>if (target.getRole() == Role.PARENT &amp;&amp; request.role() != Role.PARENT</w:t>
-              <w:br/>
-            </w:r>
-            <w:r>
-              <w:rPr>
-                <w:rFonts w:ascii="Consolas" w:hAnsi="Consolas" w:eastAsia="宋体"/>
-                <w:sz w:val="17"/>
-              </w:rPr>
-              <w:t xml:space="preserve">        &amp;&amp; userMapper.countActiveParents(parent.householdId()) &lt;= 1) {</w:t>
-              <w:br/>
-            </w:r>
-            <w:r>
-              <w:rPr>
-                <w:rFonts w:ascii="Consolas" w:hAnsi="Consolas" w:eastAsia="宋体"/>
-                <w:sz w:val="17"/>
-              </w:rPr>
-              <w:t xml:space="preserve">    throw new ApiException(HttpStatus.CONFLICT,</w:t>
-              <w:br/>
-            </w:r>
-            <w:r>
-              <w:rPr>
-                <w:rFonts w:ascii="Consolas" w:hAnsi="Consolas" w:eastAsia="宋体"/>
-                <w:sz w:val="17"/>
-              </w:rPr>
-              <w:t xml:space="preserve">        "LAST_PARENT_REQUIRED", "家庭至少需要一名家长");</w:t>
-              <w:br/>
-            </w:r>
-            <w:r>
-              <w:rPr>
-                <w:rFonts w:ascii="Consolas" w:hAnsi="Consolas" w:eastAsia="宋体"/>
-                <w:sz w:val="17"/>
-              </w:rPr>
-              <w:t>}</w:t>
-            </w:r>
-          </w:p>
-        </w:tc>
-      </w:tr>
-    </w:tbl>
     <w:p>
       <w:pPr>
+        <w:spacing w:line="360" w:lineRule="auto" w:after="80"/>
+        <w:ind w:firstLine="440"/>
+        <w:jc w:val="both"/>
+      </w:pPr>
+      <w:r>
+        <w:rPr>
+          <w:rFonts w:ascii="宋体" w:hAnsi="宋体" w:eastAsia="宋体"/>
+          <w:b w:val="0"/>
+          <w:sz w:val="22"/>
+        </w:rPr>
+        <w:t>最后家长保护同时覆盖降级和停用，不能仅统计界面显示的成员数量。相关实现位于 MemberService，需结合服务事务和数据库锁检查并发行为。</w:t>
+      </w:r>
+    </w:p>
+    <w:p>
+      <w:pPr>
+        <w:pStyle w:val="Heading2"/>
         <w:keepNext/>
+        <w:pageBreakBefore w:val="0"/>
         <w:spacing w:before="140" w:after="120"/>
       </w:pPr>
       <w:r>
         <w:rPr>
           <w:rFonts w:ascii="黑体" w:hAnsi="黑体" w:eastAsia="黑体"/>
           <w:b/>
+          <w:color w:val="000000"/>
           <w:sz w:val="24"/>
         </w:rPr>
         <w:t>4.3 分类管理</w:t>
@@ -3512,13 +4298,16 @@
     </w:p>
     <w:p>
       <w:pPr>
+        <w:pStyle w:val="Heading2"/>
         <w:keepNext/>
+        <w:pageBreakBefore w:val="0"/>
         <w:spacing w:before="140" w:after="120"/>
       </w:pPr>
       <w:r>
         <w:rPr>
           <w:rFonts w:ascii="黑体" w:hAnsi="黑体" w:eastAsia="黑体"/>
           <w:b/>
+          <w:color w:val="000000"/>
           <w:sz w:val="24"/>
         </w:rPr>
         <w:t>4.4 收支管理</w:t>
@@ -3539,94 +4328,33 @@
         <w:t>EntryQuery 统一分页参数。普通成员查询时成员条件被强制为本人；家长才允许选择本家庭其他成员。新增/修改依次校验目标成员、分类可见性与启用状态、类型匹配、金额和日期，再保存清理后的备注。删除把 deleted 设为 true。</w:t>
       </w:r>
     </w:p>
-    <w:tbl>
-      <w:tblPr>
-        <w:tblStyle w:val="TableGrid"/>
-        <w:tblW w:type="auto" w:w="0"/>
-        <w:jc w:val="center"/>
-        <w:tblLook w:firstColumn="1" w:firstRow="1" w:lastColumn="0" w:lastRow="0" w:noHBand="0" w:noVBand="1" w:val="04A0"/>
-      </w:tblPr>
-      <w:tblGrid>
-        <w:gridCol w:w="8838"/>
-      </w:tblGrid>
-      <w:tr>
-        <w:tc>
-          <w:tcPr>
-            <w:tcW w:type="dxa" w:w="8838"/>
-            <w:shd w:fill="F5F7FA"/>
-          </w:tcPr>
-          <w:p>
-            <w:pPr>
-              <w:spacing w:before="80" w:after="80"/>
-            </w:pPr>
-            <w:r>
-              <w:rPr>
-                <w:rFonts w:ascii="Consolas" w:hAnsi="Consolas" w:eastAsia="宋体"/>
-                <w:sz w:val="17"/>
-              </w:rPr>
-              <w:t>AppUser member = resolveMember(request.memberId(), user, true);</w:t>
-              <w:br/>
-            </w:r>
-            <w:r>
-              <w:rPr>
-                <w:rFonts w:ascii="Consolas" w:hAnsi="Consolas" w:eastAsia="宋体"/>
-                <w:sz w:val="17"/>
-              </w:rPr>
-              <w:t>FinanceCategory category = categoryService.requireUsable(</w:t>
-              <w:br/>
-            </w:r>
-            <w:r>
-              <w:rPr>
-                <w:rFonts w:ascii="Consolas" w:hAnsi="Consolas" w:eastAsia="宋体"/>
-                <w:sz w:val="17"/>
-              </w:rPr>
-              <w:t xml:space="preserve">    request.categoryId(), user.householdId(), request.type());</w:t>
-              <w:br/>
-            </w:r>
-            <w:r>
-              <w:rPr>
-                <w:rFonts w:ascii="Consolas" w:hAnsi="Consolas" w:eastAsia="宋体"/>
-                <w:sz w:val="17"/>
-              </w:rPr>
-              <w:t>validateDate(request.occurredOn());</w:t>
-              <w:br/>
-            </w:r>
-            <w:r>
-              <w:rPr>
-                <w:rFonts w:ascii="Consolas" w:hAnsi="Consolas" w:eastAsia="宋体"/>
-                <w:sz w:val="17"/>
-              </w:rPr>
-              <w:t>entry.setAmount(request.amount());</w:t>
-              <w:br/>
-            </w:r>
-            <w:r>
-              <w:rPr>
-                <w:rFonts w:ascii="Consolas" w:hAnsi="Consolas" w:eastAsia="宋体"/>
-                <w:sz w:val="17"/>
-              </w:rPr>
-              <w:t>entry.setNote(cleanNote(request.note()));</w:t>
-              <w:br/>
-            </w:r>
-            <w:r>
-              <w:rPr>
-                <w:rFonts w:ascii="Consolas" w:hAnsi="Consolas" w:eastAsia="宋体"/>
-                <w:sz w:val="17"/>
-              </w:rPr>
-              <w:t>entryMapper.insert(entry);</w:t>
-            </w:r>
-          </w:p>
-        </w:tc>
-      </w:tr>
-    </w:tbl>
     <w:p>
       <w:pPr>
+        <w:spacing w:line="360" w:lineRule="auto" w:after="80"/>
+        <w:ind w:firstLine="440"/>
+        <w:jc w:val="both"/>
+      </w:pPr>
+      <w:r>
+        <w:rPr>
+          <w:rFonts w:ascii="宋体" w:hAnsi="宋体" w:eastAsia="宋体"/>
+          <w:b w:val="0"/>
+          <w:sz w:val="22"/>
+        </w:rPr>
+        <w:t>CSV 出口按筛选条件与角色范围生成 UTF-8 数据；导入提供预览和逐行错误，正式提交重新校验并在事务中完成。单次成功 Toast 只表示前端发起下载，不能作为浏览器已保存文件的验收证据。</w:t>
+      </w:r>
+    </w:p>
+    <w:p>
+      <w:pPr>
+        <w:pStyle w:val="Heading2"/>
         <w:keepNext/>
+        <w:pageBreakBefore w:val="0"/>
         <w:spacing w:before="140" w:after="120"/>
       </w:pPr>
       <w:r>
         <w:rPr>
           <w:rFonts w:ascii="黑体" w:hAnsi="黑体" w:eastAsia="黑体"/>
           <w:b/>
+          <w:color w:val="000000"/>
           <w:sz w:val="24"/>
         </w:rPr>
         <w:t>4.5 统计服务</w:t>
@@ -3649,13 +4377,31 @@
     </w:p>
     <w:p>
       <w:pPr>
+        <w:spacing w:line="360" w:lineRule="auto" w:after="80"/>
+        <w:ind w:firstLine="440"/>
+        <w:jc w:val="both"/>
+      </w:pPr>
+      <w:r>
+        <w:rPr>
+          <w:rFonts w:ascii="宋体" w:hAnsi="宋体" w:eastAsia="宋体"/>
+          <w:b w:val="0"/>
+          <w:sz w:val="22"/>
+        </w:rPr>
+        <w:t>扩展统计将当前日期范围与紧邻的等长上期比较，提供储蓄率及支出异常提示；基期为零时不返回增长率。这里的环比不等于去年同期同比。预算按指定月份的支出计算使用率。周期模板只在手动触发生成时创建到期流水，月末日期按当月天数处理，唯一索引防止重复月份入账。</w:t>
+      </w:r>
+    </w:p>
+    <w:p>
+      <w:pPr>
+        <w:pStyle w:val="Heading2"/>
         <w:keepNext/>
+        <w:pageBreakBefore w:val="0"/>
         <w:spacing w:before="140" w:after="120"/>
       </w:pPr>
       <w:r>
         <w:rPr>
           <w:rFonts w:ascii="黑体" w:hAnsi="黑体" w:eastAsia="黑体"/>
           <w:b/>
+          <w:color w:val="000000"/>
           <w:sz w:val="24"/>
         </w:rPr>
         <w:t>4.6 测试设计</w:t>
@@ -3673,23 +4419,21 @@
           <w:b w:val="0"/>
           <w:sz w:val="22"/>
         </w:rPr>
-        <w:t>测试重点覆盖普通成员只能操作本人、家长可操作全家、跨家庭对象拒绝、最后家长保护、未来日期和类型不匹配、逻辑删除后列表与统计排除、金额和统计精度。测试使用专用 MySQL 环境，避免修改本机已有数据库。</w:t>
-      </w:r>
-    </w:p>
-    <w:p>
-      <w:r>
-        <w:br w:type="page"/>
+        <w:t>定向测试关注对象隔离、角色权限、成员保护、金额精度、统计比较、预算与周期生成等规则。已记录的 API 冒烟包含 CSV 导出、预览、导入及测试数据清理，普通成员导出隔离与预算、审计拒绝访问。完整用例以测试源码和 docs/stages/05 的验收记录为准，不将设计用例等同于已经执行。</w:t>
       </w:r>
     </w:p>
     <w:p>
       <w:pPr>
+        <w:pStyle w:val="Heading1"/>
         <w:keepNext/>
+        <w:pageBreakBefore w:val="0"/>
         <w:spacing w:before="200" w:after="120"/>
       </w:pPr>
       <w:r>
         <w:rPr>
           <w:rFonts w:ascii="黑体" w:hAnsi="黑体" w:eastAsia="黑体"/>
           <w:b/>
+          <w:color w:val="000000"/>
           <w:sz w:val="28"/>
         </w:rPr>
         <w:t>五、设计结果</w:t>
@@ -3707,7 +4451,7 @@
           <w:b w:val="0"/>
           <w:sz w:val="22"/>
         </w:rPr>
-        <w:t>以下界面来自当前本机运行的最终系统，使用演示家庭数据获取；截图不含密码、Cookie、Token 或私人浏览器信息。</w:t>
+        <w:t>以下为 2026 年 9 月 6 日从本地运行系统采集的真实视口截图，长页面仅展示局部。登录截图清空凭据，业务截图中的成员及流水使用演示家庭数据。</w:t>
       </w:r>
     </w:p>
     <w:p>
@@ -3718,8 +4462,8 @@
       <w:r>
         <w:drawing>
           <wp:inline xmlns:a="http://schemas.openxmlformats.org/drawingml/2006/main" xmlns:pic="http://schemas.openxmlformats.org/drawingml/2006/picture">
-            <wp:extent cx="5394960" cy="3429707"/>
-            <wp:docPr id="1" name="Picture 1"/>
+            <wp:extent cx="5394960" cy="3036531"/>
+            <wp:docPr id="1" name="Picture 1" descr="图 5-1 收支明细：支持类型、分类、成员和日期筛选"/>
             <wp:cNvGraphicFramePr>
               <a:graphicFrameLocks noChangeAspect="1"/>
             </wp:cNvGraphicFramePr>
@@ -3739,7 +4483,7 @@
                   <pic:spPr>
                     <a:xfrm>
                       <a:off x="0" y="0"/>
-                      <a:ext cx="5394960" cy="3429707"/>
+                      <a:ext cx="5394960" cy="3036531"/>
                     </a:xfrm>
                     <a:prstGeom prst="rect"/>
                   </pic:spPr>
@@ -3771,8 +4515,8 @@
       <w:r>
         <w:drawing>
           <wp:inline xmlns:a="http://schemas.openxmlformats.org/drawingml/2006/main" xmlns:pic="http://schemas.openxmlformats.org/drawingml/2006/picture">
-            <wp:extent cx="5394960" cy="3429707"/>
-            <wp:docPr id="2" name="Picture 2"/>
+            <wp:extent cx="5394960" cy="3036531"/>
+            <wp:docPr id="2" name="Picture 2" descr="图 5-2 家庭成员：家长可编辑资料和停用成员"/>
             <wp:cNvGraphicFramePr>
               <a:graphicFrameLocks noChangeAspect="1"/>
             </wp:cNvGraphicFramePr>
@@ -3792,7 +4536,7 @@
                   <pic:spPr>
                     <a:xfrm>
                       <a:off x="0" y="0"/>
-                      <a:ext cx="5394960" cy="3429707"/>
+                      <a:ext cx="5394960" cy="3036531"/>
                     </a:xfrm>
                     <a:prstGeom prst="rect"/>
                   </pic:spPr>
@@ -3817,11 +4561,6 @@
       </w:r>
     </w:p>
     <w:p>
-      <w:r>
-        <w:br w:type="page"/>
-      </w:r>
-    </w:p>
-    <w:p>
       <w:pPr>
         <w:keepNext/>
         <w:jc w:val="center"/>
@@ -3829,8 +4568,8 @@
       <w:r>
         <w:drawing>
           <wp:inline xmlns:a="http://schemas.openxmlformats.org/drawingml/2006/main" xmlns:pic="http://schemas.openxmlformats.org/drawingml/2006/picture">
-            <wp:extent cx="5394960" cy="3429707"/>
-            <wp:docPr id="3" name="Picture 3"/>
+            <wp:extent cx="5394960" cy="3036531"/>
+            <wp:docPr id="3" name="Picture 3" descr="图 5-3 收支分类：系统分类只读，家庭分类可维护"/>
             <wp:cNvGraphicFramePr>
               <a:graphicFrameLocks noChangeAspect="1"/>
             </wp:cNvGraphicFramePr>
@@ -3850,7 +4589,7 @@
                   <pic:spPr>
                     <a:xfrm>
                       <a:off x="0" y="0"/>
-                      <a:ext cx="5394960" cy="3429707"/>
+                      <a:ext cx="5394960" cy="3036531"/>
                     </a:xfrm>
                     <a:prstGeom prst="rect"/>
                   </pic:spPr>
@@ -3882,8 +4621,8 @@
       <w:r>
         <w:drawing>
           <wp:inline xmlns:a="http://schemas.openxmlformats.org/drawingml/2006/main" xmlns:pic="http://schemas.openxmlformats.org/drawingml/2006/picture">
-            <wp:extent cx="5394960" cy="3429707"/>
-            <wp:docPr id="4" name="Picture 4"/>
+            <wp:extent cx="5394960" cy="3036531"/>
+            <wp:docPr id="4" name="Picture 4" descr="图 5-4 月报页局部：本期金额与环比摘要"/>
             <wp:cNvGraphicFramePr>
               <a:graphicFrameLocks noChangeAspect="1"/>
             </wp:cNvGraphicFramePr>
@@ -3903,7 +4642,7 @@
                   <pic:spPr>
                     <a:xfrm>
                       <a:off x="0" y="0"/>
-                      <a:ext cx="5394960" cy="3429707"/>
+                      <a:ext cx="5394960" cy="3036531"/>
                     </a:xfrm>
                     <a:prstGeom prst="rect"/>
                   </pic:spPr>
@@ -3924,18 +4663,127 @@
           <w:rFonts w:ascii="宋体" w:hAnsi="宋体" w:eastAsia="宋体"/>
           <w:sz w:val="20"/>
         </w:rPr>
-        <w:t>图 5-4 仪表盘：后端统计结果形成 KPI、趋势和构成</w:t>
+        <w:t>图 5-4 月报页局部：本期金额与环比摘要</w:t>
       </w:r>
     </w:p>
     <w:p>
       <w:pPr>
         <w:keepNext/>
+        <w:jc w:val="center"/>
+      </w:pPr>
+      <w:r>
+        <w:drawing>
+          <wp:inline xmlns:a="http://schemas.openxmlformats.org/drawingml/2006/main" xmlns:pic="http://schemas.openxmlformats.org/drawingml/2006/picture">
+            <wp:extent cx="5394960" cy="3036531"/>
+            <wp:docPr id="5" name="Picture 5" descr="图 5-5 预算页局部：月份与家庭总预算设置"/>
+            <wp:cNvGraphicFramePr>
+              <a:graphicFrameLocks noChangeAspect="1"/>
+            </wp:cNvGraphicFramePr>
+            <a:graphic>
+              <a:graphicData uri="http://schemas.openxmlformats.org/drawingml/2006/picture">
+                <pic:pic>
+                  <pic:nvPicPr>
+                    <pic:cNvPr id="0" name="07-budgets.png"/>
+                    <pic:cNvPicPr/>
+                  </pic:nvPicPr>
+                  <pic:blipFill>
+                    <a:blip r:embed="rId14"/>
+                    <a:stretch>
+                      <a:fillRect/>
+                    </a:stretch>
+                  </pic:blipFill>
+                  <pic:spPr>
+                    <a:xfrm>
+                      <a:off x="0" y="0"/>
+                      <a:ext cx="5394960" cy="3036531"/>
+                    </a:xfrm>
+                    <a:prstGeom prst="rect"/>
+                  </pic:spPr>
+                </pic:pic>
+              </a:graphicData>
+            </a:graphic>
+          </wp:inline>
+        </w:drawing>
+      </w:r>
+    </w:p>
+    <w:p>
+      <w:pPr>
+        <w:spacing w:after="160"/>
+        <w:jc w:val="center"/>
+      </w:pPr>
+      <w:r>
+        <w:rPr>
+          <w:rFonts w:ascii="宋体" w:hAnsi="宋体" w:eastAsia="宋体"/>
+          <w:sz w:val="20"/>
+        </w:rPr>
+        <w:t>图 5-5 预算页局部：月份与家庭总预算设置</w:t>
+      </w:r>
+    </w:p>
+    <w:p>
+      <w:pPr>
+        <w:keepNext/>
+        <w:jc w:val="center"/>
+      </w:pPr>
+      <w:r>
+        <w:drawing>
+          <wp:inline xmlns:a="http://schemas.openxmlformats.org/drawingml/2006/main" xmlns:pic="http://schemas.openxmlformats.org/drawingml/2006/picture">
+            <wp:extent cx="5394960" cy="3036531"/>
+            <wp:docPr id="6" name="Picture 6" descr="图 5-6 周期记账：按月生成并防止重复入账"/>
+            <wp:cNvGraphicFramePr>
+              <a:graphicFrameLocks noChangeAspect="1"/>
+            </wp:cNvGraphicFramePr>
+            <a:graphic>
+              <a:graphicData uri="http://schemas.openxmlformats.org/drawingml/2006/picture">
+                <pic:pic>
+                  <pic:nvPicPr>
+                    <pic:cNvPr id="0" name="08-recurring.png"/>
+                    <pic:cNvPicPr/>
+                  </pic:nvPicPr>
+                  <pic:blipFill>
+                    <a:blip r:embed="rId15"/>
+                    <a:stretch>
+                      <a:fillRect/>
+                    </a:stretch>
+                  </pic:blipFill>
+                  <pic:spPr>
+                    <a:xfrm>
+                      <a:off x="0" y="0"/>
+                      <a:ext cx="5394960" cy="3036531"/>
+                    </a:xfrm>
+                    <a:prstGeom prst="rect"/>
+                  </pic:spPr>
+                </pic:pic>
+              </a:graphicData>
+            </a:graphic>
+          </wp:inline>
+        </w:drawing>
+      </w:r>
+    </w:p>
+    <w:p>
+      <w:pPr>
+        <w:spacing w:after="160"/>
+        <w:jc w:val="center"/>
+      </w:pPr>
+      <w:r>
+        <w:rPr>
+          <w:rFonts w:ascii="宋体" w:hAnsi="宋体" w:eastAsia="宋体"/>
+          <w:sz w:val="20"/>
+        </w:rPr>
+        <w:t>图 5-6 周期记账：按月生成并防止重复入账</w:t>
+      </w:r>
+    </w:p>
+    <w:p>
+      <w:pPr>
+        <w:pStyle w:val="Heading2"/>
+        <w:keepNext/>
+        <w:pageBreakBefore w:val="0"/>
         <w:spacing w:before="140" w:after="120"/>
       </w:pPr>
       <w:r>
         <w:rPr>
           <w:rFonts w:ascii="黑体" w:hAnsi="黑体" w:eastAsia="黑体"/>
           <w:b/>
+          <w:color w:val="000000"/>
           <w:sz w:val="24"/>
         </w:rPr>
         <w:t>5.1 结果说明</w:t>
@@ -3953,23 +4801,21 @@
           <w:b w:val="0"/>
           <w:sz w:val="22"/>
         </w:rPr>
-        <w:t>收支、成员、分类和仪表盘页面的数据均来自本人负责的后端业务接口。界面上的角色操作、历史数据保留、筛选和统计结果依赖服务层权限与规则校验。</w:t>
-      </w:r>
-    </w:p>
-    <w:p>
-      <w:r>
-        <w:br w:type="page"/>
+        <w:t>收支、成员、分类、仪表盘、预算和周期页面的数据来自对应后端业务接口。角色操作、历史数据保留、筛选和统计结果依赖服务层权限与规则校验。空状态如实表示演示环境尚未配置该数据，并非模拟成功记录。</w:t>
       </w:r>
     </w:p>
     <w:p>
       <w:pPr>
+        <w:pStyle w:val="Heading1"/>
         <w:keepNext/>
+        <w:pageBreakBefore w:val="0"/>
         <w:spacing w:before="200" w:after="120"/>
       </w:pPr>
       <w:r>
         <w:rPr>
           <w:rFonts w:ascii="黑体" w:hAnsi="黑体" w:eastAsia="黑体"/>
           <w:b/>
+          <w:color w:val="000000"/>
           <w:sz w:val="28"/>
         </w:rPr>
         <w:t>设计总结</w:t>
@@ -3987,18 +4833,21 @@
           <w:b w:val="0"/>
           <w:sz w:val="22"/>
         </w:rPr>
-        <w:t>在本项目中，我负责成员、分类、收支和统计四个后端业务模块。实现过程中，核心工作不是生成常规 CRUD，而是让每一次对象访问同时满足当前家庭范围、当前角色权限和业务状态约束。流水保存采用 BigDecimal 和数据库 DECIMAL，删除采用逻辑删除，分类停用保留历史引用，统计统一排除已删除记录。最后家长保护和跨家庭对象拒绝是最重要的失败路径。后续可以增加更细的聚合 SQL 性能对比，但当前数据规模下实时统计更简单、可解释，也更符合课程设计边界。</w:t>
+        <w:t>本报告覆盖成员、分类、流水、统计以及新增理财辅助模块。实现中的关键是让每一次对象访问同时满足当前家庭范围、当前角色权限和业务状态约束。流水保存采用 BigDecimal 和数据库 DECIMAL，删除采用逻辑删除，分类停用保留历史引用，统计统一排除已删除记录。CSV 导入先预览校验，再以事务提交；周期生成通过模板与月份唯一约束去重。最后家长保护和跨家庭对象拒绝是重要的失败路径。后续可以增加更细的聚合 SQL 性能对比，但当前数据规模下实时统计更简单、可解释，也更符合课程设计边界。</w:t>
       </w:r>
     </w:p>
     <w:p>
       <w:pPr>
+        <w:pStyle w:val="Heading2"/>
         <w:keepNext/>
+        <w:pageBreakBefore w:val="0"/>
         <w:spacing w:before="140" w:after="120"/>
       </w:pPr>
       <w:r>
         <w:rPr>
           <w:rFonts w:ascii="黑体" w:hAnsi="黑体" w:eastAsia="黑体"/>
           <w:b/>
+          <w:color w:val="000000"/>
           <w:sz w:val="24"/>
         </w:rPr>
         <w:t>存在问题与改进方向</w:t>
@@ -4016,7 +4865,39 @@
           <w:b w:val="0"/>
           <w:sz w:val="22"/>
         </w:rPr>
-        <w:t>当前系统定位为本机课程设计，不包含多家庭、预算、通知、附件、导入导出、银行同步和公网部署。前端生产构建存在 ECharts/Element Plus 合并包体积 warning，但不影响演示。后续若课程要求变化，应先更新需求文档和验收标准，再决定是否扩展；不应为展示复杂度而提前引入微服务、缓存或消息队列。</w:t>
+        <w:t>当前系统已经包含预算、CSV 导入导出、周期记账、统计增强与审计；仍不包含多家庭切换、附件、通知、银行同步和公网部署。浏览器下载文件落盘与内容核对尚缺独立留证，不能仅凭 Toast 声称下载完成。后续优先补足边界回归、不同浏览器兼容性和辅助技术检查，不将课程系统宣传为真实资金管理或投资建议工具。</w:t>
+      </w:r>
+    </w:p>
+    <w:p>
+      <w:pPr>
+        <w:pStyle w:val="Heading2"/>
+        <w:keepNext/>
+        <w:pageBreakBefore w:val="0"/>
+        <w:spacing w:before="140" w:after="120"/>
+      </w:pPr>
+      <w:r>
+        <w:rPr>
+          <w:rFonts w:ascii="黑体" w:hAnsi="黑体" w:eastAsia="黑体"/>
+          <w:b/>
+          <w:color w:val="000000"/>
+          <w:sz w:val="24"/>
+        </w:rPr>
+        <w:t>版本与验证依据</w:t>
+      </w:r>
+    </w:p>
+    <w:p>
+      <w:pPr>
+        <w:spacing w:line="360" w:lineRule="auto" w:after="80"/>
+        <w:ind w:firstLine="440"/>
+        <w:jc w:val="both"/>
+      </w:pPr>
+      <w:r>
+        <w:rPr>
+          <w:rFonts w:ascii="宋体" w:hAnsi="宋体" w:eastAsia="宋体"/>
+          <w:b w:val="0"/>
+          <w:sz w:val="22"/>
+        </w:rPr>
+        <w:t>材料更新日期：2026 年 9 月 6 日。功能扩展对应提交 6ac2e4b，CSV 前端调整对应 179f4ac，另包含当前工作区登录页视觉更新。此前后端 clean verify 为 18 个测试、0 失败，前端为 25 个测试并通过类型检查与构建；完整命令、历史记录及剩余验收项见 docs/stages/05-测试验收与报告素材.md。上述结果不是本次文档更新重新运行的全量测试。</w:t>
       </w:r>
     </w:p>
     <w:sectPr>
